--- a/MES_Dashboard_OBS_Guide.docx
+++ b/MES_Dashboard_OBS_Guide.docx
@@ -1,34 +1,60 @@
 
 <file path=word/document.xml><?xml version="1.0" encoding="utf-8"?>
 <w:document xmlns:wpc="http://schemas.microsoft.com/office/word/2010/wordprocessingCanvas" xmlns:cx="http://schemas.microsoft.com/office/drawing/2014/chartex" xmlns:cx1="http://schemas.microsoft.com/office/drawing/2015/9/8/chartex" xmlns:cx2="http://schemas.microsoft.com/office/drawing/2015/10/21/chartex" xmlns:cx3="http://schemas.microsoft.com/office/drawing/2016/5/9/chartex" xmlns:cx4="http://schemas.microsoft.com/office/drawing/2016/5/10/chartex" xmlns:cx5="http://schemas.microsoft.com/office/drawing/2016/5/11/chartex" xmlns:cx6="http://schemas.microsoft.com/office/drawing/2016/5/12/chartex" xmlns:cx7="http://schemas.microsoft.com/office/drawing/2016/5/13/chartex" xmlns:cx8="http://schemas.microsoft.com/office/drawing/2016/5/14/chartex" xmlns:mc="http://schemas.openxmlformats.org/markup-compatibility/2006" xmlns:aink="http://schemas.microsoft.com/office/drawing/2016/ink" xmlns:am3d="http://schemas.microsoft.com/office/drawing/2017/model3d" xmlns:o="urn:schemas-microsoft-com:office:office" xmlns:oel="http://schemas.microsoft.com/office/2019/extlst" xmlns:r="http://schemas.openxmlformats.org/officeDocument/2006/relationships" xmlns:m="http://schemas.openxmlformats.org/officeDocument/2006/math" xmlns:v="urn:schemas-microsoft-com:vml" xmlns:wp14="http://schemas.microsoft.com/office/word/2010/wordprocessingDrawing" xmlns:wp="http://schemas.openxmlformats.org/drawingml/2006/wordprocessingDrawing" xmlns:w10="urn:schemas-microsoft-com:office:word" xmlns:w="http://schemas.openxmlformats.org/wordprocessingml/2006/main" xmlns:w14="http://schemas.microsoft.com/office/word/2010/wordml" xmlns:w15="http://schemas.microsoft.com/office/word/2012/wordml" xmlns:w16cex="http://schemas.microsoft.com/office/word/2018/wordml/cex" xmlns:w16cid="http://schemas.microsoft.com/office/word/2016/wordml/cid" xmlns:w16="http://schemas.microsoft.com/office/word/2018/wordml" xmlns:w16du="http://schemas.microsoft.com/office/word/2023/wordml/word16du" xmlns:w16sdtdh="http://schemas.microsoft.com/office/word/2020/wordml/sdtdatahash" xmlns:w16sdtfl="http://schemas.microsoft.com/office/word/2024/wordml/sdtformatlock" xmlns:w16se="http://schemas.microsoft.com/office/word/2015/wordml/symex" xmlns:wpg="http://schemas.microsoft.com/office/word/2010/wordprocessingGroup" xmlns:wpi="http://schemas.microsoft.com/office/word/2010/wordprocessingInk" xmlns:wne="http://schemas.microsoft.com/office/word/2006/wordml" xmlns:wps="http://schemas.microsoft.com/office/word/2010/wordprocessingShape" mc:Ignorable="w14 w15 w16se w16cid w16 w16cex w16sdtdh w16sdtfl w16du wp14">
-  <w:background w:color="0E2841" w:themeColor="text2"/>
+  <w:background w:color="0A0C10"/>
   <w:body>
     <w:p>
       <w:pPr>
         <w:spacing w:after="80"/>
         <w:jc w:val="center"/>
       </w:pPr>
-      <w:proofErr w:type="gramStart"/>
       <w:r>
         <w:rPr>
           <w:b/>
           <w:bCs/>
-          <w:color w:val="C89B3C"/>
-          <w:sz w:val="52"/>
-          <w:szCs w:val="52"/>
+          <w:color w:val="C8A23C"/>
+          <w:sz w:val="48"/>
+          <w:szCs w:val="48"/>
         </w:rPr>
-        <w:t>⚔  MES</w:t>
-      </w:r>
-      <w:proofErr w:type="gramEnd"/>
+        <w:t>⚔  MES Dashboard</w:t>
+      </w:r>
+    </w:p>
+    <w:p>
+      <w:pPr>
+        <w:spacing w:after="400"/>
+        <w:jc w:val="center"/>
+      </w:pPr>
       <w:r>
         <w:rPr>
-          <w:b/>
-          <w:bCs/>
-          <w:color w:val="C89B3C"/>
-          <w:sz w:val="52"/>
-          <w:szCs w:val="52"/>
+          <w:color w:val="888888"/>
+          <w:sz w:val="28"/>
+          <w:szCs w:val="28"/>
         </w:rPr>
-        <w:t xml:space="preserve"> Dashboard</w:t>
+        <w:t>Setting Up in OBS</w:t>
+      </w:r>
+    </w:p>
+    <w:p>
+      <w:pPr>
+        <w:spacing w:after="120"/>
+      </w:pPr>
+      <w:r>
+        <w:t>These instructions assume you already have the MES Dashboard application installed and running. The dashboard runs a local web server on port 3000 that OBS connects to for each overlay.</w:t>
+      </w:r>
+    </w:p>
+    <w:p>
+      <w:pPr>
+        <w:pBdr>
+          <w:left w:val="single" w:sz="4" w:space="8" w:color="E8A000"/>
+        </w:pBdr>
+        <w:shd w:val="clear" w:color="auto" w:fill="1A1A1A"/>
+        <w:spacing w:before="120" w:after="120"/>
+        <w:ind w:left="360"/>
+      </w:pPr>
+      <w:r>
+        <w:rPr>
+          <w:color w:val="E8A000"/>
+        </w:rPr>
+        <w:t>⚠ Launch the MES Dashboard application before adding sources in OBS. OBS needs the server to be running to load the pages correctly.</w:t>
       </w:r>
     </w:p>
     <w:p>
@@ -36,64 +62,16 @@
         <w:pStyle w:val="Heading1"/>
       </w:pPr>
       <w:r>
-        <w:t>Setting Up in OBS</w:t>
-      </w:r>
-    </w:p>
-    <w:p>
-      <w:pPr>
-        <w:spacing w:before="60" w:after="60"/>
-      </w:pPr>
-      <w:r>
-        <w:t>These instructions assume you already have the MES Dashboard application installed and running. The dashboard runs a local web server on port 3000 that OBS connects to for each overlay.</w:t>
-      </w:r>
-    </w:p>
-    <w:p>
-      <w:pPr>
-        <w:spacing w:before="60" w:after="60"/>
-      </w:pPr>
-    </w:p>
-    <w:p>
-      <w:pPr>
-        <w:spacing w:before="100" w:after="100"/>
-        <w:ind w:left="360"/>
-      </w:pPr>
-      <w:r>
-        <w:rPr>
-          <w:color w:val="C89B3C"/>
-        </w:rPr>
-        <w:t xml:space="preserve">⚠ </w:t>
-      </w:r>
-      <w:r>
-        <w:rPr>
-          <w:i/>
-          <w:iCs/>
-        </w:rPr>
-        <w:t>Launch the MES Dashboard application before adding sources in OBS. OBS needs the server to be running to load the pages correctly.</w:t>
-      </w:r>
-    </w:p>
-    <w:p>
-      <w:pPr>
-        <w:pStyle w:val="Heading2"/>
-        <w:pBdr>
-          <w:bottom w:val="single" w:sz="4" w:space="4" w:color="C89B3C"/>
-        </w:pBdr>
-      </w:pPr>
-      <w:r>
         <w:t>Step 1 — Create Your Scenes</w:t>
       </w:r>
     </w:p>
     <w:p>
       <w:pPr>
-        <w:spacing w:before="60" w:after="60"/>
+        <w:spacing w:after="120"/>
       </w:pPr>
       <w:r>
         <w:t>You will want a separate OBS Scene for each overlay. Recommended scene names:</w:t>
       </w:r>
-    </w:p>
-    <w:p>
-      <w:pPr>
-        <w:spacing w:before="60" w:after="60"/>
-      </w:pPr>
     </w:p>
     <w:p>
       <w:pPr>
@@ -102,7 +80,6 @@
           <w:ilvl w:val="0"/>
           <w:numId w:val="2"/>
         </w:numPr>
-        <w:spacing w:before="40" w:after="40"/>
       </w:pPr>
       <w:r>
         <w:t>Draft Overlay</w:t>
@@ -115,7 +92,6 @@
           <w:ilvl w:val="0"/>
           <w:numId w:val="2"/>
         </w:numPr>
-        <w:spacing w:before="40" w:after="40"/>
       </w:pPr>
       <w:r>
         <w:t>Fearless Overlay</w:t>
@@ -128,13 +104,10 @@
           <w:ilvl w:val="0"/>
           <w:numId w:val="2"/>
         </w:numPr>
-        <w:spacing w:before="40" w:after="40"/>
-      </w:pPr>
-      <w:proofErr w:type="gramStart"/>
+      </w:pPr>
       <w:r>
         <w:t>Head to Head</w:t>
       </w:r>
-      <w:proofErr w:type="gramEnd"/>
     </w:p>
     <w:p>
       <w:pPr>
@@ -143,7 +116,6 @@
           <w:ilvl w:val="0"/>
           <w:numId w:val="2"/>
         </w:numPr>
-        <w:spacing w:before="40" w:after="40"/>
       </w:pPr>
       <w:r>
         <w:t>Group Stage</w:t>
@@ -156,7 +128,6 @@
           <w:ilvl w:val="0"/>
           <w:numId w:val="2"/>
         </w:numPr>
-        <w:spacing w:before="40" w:after="40"/>
       </w:pPr>
       <w:r>
         <w:t>Bracket</w:t>
@@ -164,15 +135,31 @@
     </w:p>
     <w:p>
       <w:pPr>
-        <w:spacing w:before="60" w:after="60"/>
-      </w:pPr>
-    </w:p>
-    <w:p>
-      <w:pPr>
-        <w:pStyle w:val="Heading2"/>
-        <w:pBdr>
-          <w:bottom w:val="single" w:sz="4" w:space="4" w:color="C89B3C"/>
-        </w:pBdr>
+        <w:pStyle w:val="ListParagraph"/>
+        <w:numPr>
+          <w:ilvl w:val="0"/>
+          <w:numId w:val="2"/>
+        </w:numPr>
+      </w:pPr>
+      <w:r>
+        <w:t>Team Lineups</w:t>
+      </w:r>
+    </w:p>
+    <w:p>
+      <w:pPr>
+        <w:pStyle w:val="ListParagraph"/>
+        <w:numPr>
+          <w:ilvl w:val="0"/>
+          <w:numId w:val="2"/>
+        </w:numPr>
+      </w:pPr>
+      <w:r>
+        <w:t>Featured Matchup</w:t>
+      </w:r>
+    </w:p>
+    <w:p>
+      <w:pPr>
+        <w:pStyle w:val="Heading1"/>
       </w:pPr>
       <w:r>
         <w:t>Step 2 — Add Browser Sources</w:t>
@@ -180,15 +167,18 @@
     </w:p>
     <w:p>
       <w:pPr>
-        <w:spacing w:before="60" w:after="60"/>
+        <w:spacing w:after="120"/>
       </w:pPr>
       <w:r>
         <w:t>For each scene, add a Browser Source using the URLs and settings in the table below. In OBS, right-click the Sources panel → Add → Browser.</w:t>
       </w:r>
-    </w:p>
-    <w:p>
-      <w:pPr>
-        <w:spacing w:before="60" w:after="60"/>
+      <w:r>
+        <w:t xml:space="preserve"> By default, resolutions are set to 1920x1080, but you can use 720p, 1440p, and 2160p as well.</w:t>
+      </w:r>
+    </w:p>
+    <w:p>
+      <w:pPr>
+        <w:spacing w:after="120"/>
       </w:pPr>
     </w:p>
     <w:tbl>
@@ -206,28 +196,31 @@
           <w:left w:w="10" w:type="dxa"/>
           <w:right w:w="10" w:type="dxa"/>
         </w:tblCellMar>
-        <w:tblLook w:val="0000" w:firstRow="0" w:lastRow="0" w:firstColumn="0" w:lastColumn="0" w:noHBand="0" w:noVBand="0"/>
+        <w:tblLook w:val="04A0" w:firstRow="1" w:lastRow="0" w:firstColumn="1" w:lastColumn="0" w:noHBand="0" w:noVBand="1"/>
       </w:tblPr>
       <w:tblGrid>
-        <w:gridCol w:w="1625"/>
-        <w:gridCol w:w="5209"/>
-        <w:gridCol w:w="1241"/>
-        <w:gridCol w:w="1285"/>
+        <w:gridCol w:w="2289"/>
+        <w:gridCol w:w="4802"/>
+        <w:gridCol w:w="1127"/>
+        <w:gridCol w:w="1142"/>
       </w:tblGrid>
       <w:tr>
-        <w:trPr>
-          <w:tblHeader/>
-        </w:trPr>
-        <w:tc>
-          <w:tcPr>
-            <w:tcW w:w="2400" w:type="dxa"/>
-            <w:tcBorders>
-              <w:top w:val="single" w:sz="1" w:space="0" w:color="3A3A5A"/>
-              <w:left w:val="single" w:sz="1" w:space="0" w:color="3A3A5A"/>
-              <w:bottom w:val="single" w:sz="1" w:space="0" w:color="3A3A5A"/>
-              <w:right w:val="single" w:sz="1" w:space="0" w:color="3A3A5A"/>
-            </w:tcBorders>
-            <w:shd w:val="clear" w:color="auto" w:fill="2A2A4A"/>
+        <w:tblPrEx>
+          <w:tblCellMar>
+            <w:top w:w="0" w:type="dxa"/>
+            <w:bottom w:w="0" w:type="dxa"/>
+          </w:tblCellMar>
+        </w:tblPrEx>
+        <w:tc>
+          <w:tcPr>
+            <w:tcW w:w="2600" w:type="dxa"/>
+            <w:tcBorders>
+              <w:top w:val="single" w:sz="1" w:space="0" w:color="333333"/>
+              <w:left w:val="single" w:sz="1" w:space="0" w:color="333333"/>
+              <w:bottom w:val="single" w:sz="1" w:space="0" w:color="333333"/>
+              <w:right w:val="single" w:sz="1" w:space="0" w:color="333333"/>
+            </w:tcBorders>
+            <w:shd w:val="clear" w:color="auto" w:fill="1A1A2E"/>
             <w:tcMar>
               <w:top w:w="80" w:type="dxa"/>
               <w:left w:w="120" w:type="dxa"/>
@@ -240,7 +233,7 @@
               <w:rPr>
                 <w:b/>
                 <w:bCs/>
-                <w:color w:val="C89B3C"/>
+                <w:color w:val="C8A23C"/>
               </w:rPr>
               <w:t>Scene</w:t>
             </w:r>
@@ -248,14 +241,14 @@
         </w:tc>
         <w:tc>
           <w:tcPr>
-            <w:tcW w:w="3360" w:type="dxa"/>
-            <w:tcBorders>
-              <w:top w:val="single" w:sz="1" w:space="0" w:color="3A3A5A"/>
-              <w:left w:val="single" w:sz="1" w:space="0" w:color="3A3A5A"/>
-              <w:bottom w:val="single" w:sz="1" w:space="0" w:color="3A3A5A"/>
-              <w:right w:val="single" w:sz="1" w:space="0" w:color="3A3A5A"/>
-            </w:tcBorders>
-            <w:shd w:val="clear" w:color="auto" w:fill="2A2A4A"/>
+            <w:tcW w:w="4360" w:type="dxa"/>
+            <w:tcBorders>
+              <w:top w:val="single" w:sz="1" w:space="0" w:color="333333"/>
+              <w:left w:val="single" w:sz="1" w:space="0" w:color="333333"/>
+              <w:bottom w:val="single" w:sz="1" w:space="0" w:color="333333"/>
+              <w:right w:val="single" w:sz="1" w:space="0" w:color="333333"/>
+            </w:tcBorders>
+            <w:shd w:val="clear" w:color="auto" w:fill="1A1A2E"/>
             <w:tcMar>
               <w:top w:w="80" w:type="dxa"/>
               <w:left w:w="120" w:type="dxa"/>
@@ -268,7 +261,7 @@
               <w:rPr>
                 <w:b/>
                 <w:bCs/>
-                <w:color w:val="C89B3C"/>
+                <w:color w:val="C8A23C"/>
               </w:rPr>
               <w:t>URL</w:t>
             </w:r>
@@ -276,14 +269,14 @@
         </w:tc>
         <w:tc>
           <w:tcPr>
-            <w:tcW w:w="1800" w:type="dxa"/>
-            <w:tcBorders>
-              <w:top w:val="single" w:sz="1" w:space="0" w:color="3A3A5A"/>
-              <w:left w:val="single" w:sz="1" w:space="0" w:color="3A3A5A"/>
-              <w:bottom w:val="single" w:sz="1" w:space="0" w:color="3A3A5A"/>
-              <w:right w:val="single" w:sz="1" w:space="0" w:color="3A3A5A"/>
-            </w:tcBorders>
-            <w:shd w:val="clear" w:color="auto" w:fill="2A2A4A"/>
+            <w:tcW w:w="1200" w:type="dxa"/>
+            <w:tcBorders>
+              <w:top w:val="single" w:sz="1" w:space="0" w:color="333333"/>
+              <w:left w:val="single" w:sz="1" w:space="0" w:color="333333"/>
+              <w:bottom w:val="single" w:sz="1" w:space="0" w:color="333333"/>
+              <w:right w:val="single" w:sz="1" w:space="0" w:color="333333"/>
+            </w:tcBorders>
+            <w:shd w:val="clear" w:color="auto" w:fill="1A1A2E"/>
             <w:tcMar>
               <w:top w:w="80" w:type="dxa"/>
               <w:left w:w="120" w:type="dxa"/>
@@ -296,7 +289,7 @@
               <w:rPr>
                 <w:b/>
                 <w:bCs/>
-                <w:color w:val="C89B3C"/>
+                <w:color w:val="C8A23C"/>
               </w:rPr>
               <w:t>Width</w:t>
             </w:r>
@@ -304,14 +297,14 @@
         </w:tc>
         <w:tc>
           <w:tcPr>
-            <w:tcW w:w="1800" w:type="dxa"/>
-            <w:tcBorders>
-              <w:top w:val="single" w:sz="1" w:space="0" w:color="3A3A5A"/>
-              <w:left w:val="single" w:sz="1" w:space="0" w:color="3A3A5A"/>
-              <w:bottom w:val="single" w:sz="1" w:space="0" w:color="3A3A5A"/>
-              <w:right w:val="single" w:sz="1" w:space="0" w:color="3A3A5A"/>
-            </w:tcBorders>
-            <w:shd w:val="clear" w:color="auto" w:fill="2A2A4A"/>
+            <w:tcW w:w="1200" w:type="dxa"/>
+            <w:tcBorders>
+              <w:top w:val="single" w:sz="1" w:space="0" w:color="333333"/>
+              <w:left w:val="single" w:sz="1" w:space="0" w:color="333333"/>
+              <w:bottom w:val="single" w:sz="1" w:space="0" w:color="333333"/>
+              <w:right w:val="single" w:sz="1" w:space="0" w:color="333333"/>
+            </w:tcBorders>
+            <w:shd w:val="clear" w:color="auto" w:fill="1A1A2E"/>
             <w:tcMar>
               <w:top w:w="80" w:type="dxa"/>
               <w:left w:w="120" w:type="dxa"/>
@@ -324,7 +317,7 @@
               <w:rPr>
                 <w:b/>
                 <w:bCs/>
-                <w:color w:val="C89B3C"/>
+                <w:color w:val="C8A23C"/>
               </w:rPr>
               <w:t>Height</w:t>
             </w:r>
@@ -332,16 +325,22 @@
         </w:tc>
       </w:tr>
       <w:tr>
-        <w:tc>
-          <w:tcPr>
-            <w:tcW w:w="2400" w:type="dxa"/>
-            <w:tcBorders>
-              <w:top w:val="single" w:sz="1" w:space="0" w:color="3A3A5A"/>
-              <w:left w:val="single" w:sz="1" w:space="0" w:color="3A3A5A"/>
-              <w:bottom w:val="single" w:sz="1" w:space="0" w:color="3A3A5A"/>
-              <w:right w:val="single" w:sz="1" w:space="0" w:color="3A3A5A"/>
-            </w:tcBorders>
-            <w:shd w:val="clear" w:color="auto" w:fill="1A1A2E"/>
+        <w:tblPrEx>
+          <w:tblCellMar>
+            <w:top w:w="0" w:type="dxa"/>
+            <w:bottom w:w="0" w:type="dxa"/>
+          </w:tblCellMar>
+        </w:tblPrEx>
+        <w:tc>
+          <w:tcPr>
+            <w:tcW w:w="2600" w:type="dxa"/>
+            <w:tcBorders>
+              <w:top w:val="single" w:sz="1" w:space="0" w:color="333333"/>
+              <w:left w:val="single" w:sz="1" w:space="0" w:color="333333"/>
+              <w:bottom w:val="single" w:sz="1" w:space="0" w:color="333333"/>
+              <w:right w:val="single" w:sz="1" w:space="0" w:color="333333"/>
+            </w:tcBorders>
+            <w:shd w:val="clear" w:color="auto" w:fill="12161E"/>
             <w:tcMar>
               <w:top w:w="80" w:type="dxa"/>
               <w:left w:w="120" w:type="dxa"/>
@@ -357,42 +356,37 @@
         </w:tc>
         <w:tc>
           <w:tcPr>
-            <w:tcW w:w="3360" w:type="dxa"/>
-            <w:tcBorders>
-              <w:top w:val="single" w:sz="1" w:space="0" w:color="3A3A5A"/>
-              <w:left w:val="single" w:sz="1" w:space="0" w:color="3A3A5A"/>
-              <w:bottom w:val="single" w:sz="1" w:space="0" w:color="3A3A5A"/>
-              <w:right w:val="single" w:sz="1" w:space="0" w:color="3A3A5A"/>
-            </w:tcBorders>
-            <w:shd w:val="clear" w:color="auto" w:fill="1A1A2E"/>
-            <w:tcMar>
-              <w:top w:w="80" w:type="dxa"/>
-              <w:left w:w="120" w:type="dxa"/>
-              <w:bottom w:w="80" w:type="dxa"/>
-              <w:right w:w="120" w:type="dxa"/>
-            </w:tcMar>
-          </w:tcPr>
-          <w:p>
-            <w:r>
-              <w:rPr>
-                <w:rFonts w:ascii="Courier New" w:eastAsia="Courier New" w:hAnsi="Courier New" w:cs="Courier New"/>
-                <w:sz w:val="18"/>
-                <w:szCs w:val="18"/>
-              </w:rPr>
+            <w:tcW w:w="4360" w:type="dxa"/>
+            <w:tcBorders>
+              <w:top w:val="single" w:sz="1" w:space="0" w:color="333333"/>
+              <w:left w:val="single" w:sz="1" w:space="0" w:color="333333"/>
+              <w:bottom w:val="single" w:sz="1" w:space="0" w:color="333333"/>
+              <w:right w:val="single" w:sz="1" w:space="0" w:color="333333"/>
+            </w:tcBorders>
+            <w:shd w:val="clear" w:color="auto" w:fill="12161E"/>
+            <w:tcMar>
+              <w:top w:w="80" w:type="dxa"/>
+              <w:left w:w="120" w:type="dxa"/>
+              <w:bottom w:w="80" w:type="dxa"/>
+              <w:right w:w="120" w:type="dxa"/>
+            </w:tcMar>
+          </w:tcPr>
+          <w:p>
+            <w:r>
               <w:t>http://localhost:3000/draft_overlay.html</w:t>
             </w:r>
           </w:p>
         </w:tc>
         <w:tc>
           <w:tcPr>
-            <w:tcW w:w="1800" w:type="dxa"/>
-            <w:tcBorders>
-              <w:top w:val="single" w:sz="1" w:space="0" w:color="3A3A5A"/>
-              <w:left w:val="single" w:sz="1" w:space="0" w:color="3A3A5A"/>
-              <w:bottom w:val="single" w:sz="1" w:space="0" w:color="3A3A5A"/>
-              <w:right w:val="single" w:sz="1" w:space="0" w:color="3A3A5A"/>
-            </w:tcBorders>
-            <w:shd w:val="clear" w:color="auto" w:fill="1A1A2E"/>
+            <w:tcW w:w="1200" w:type="dxa"/>
+            <w:tcBorders>
+              <w:top w:val="single" w:sz="1" w:space="0" w:color="333333"/>
+              <w:left w:val="single" w:sz="1" w:space="0" w:color="333333"/>
+              <w:bottom w:val="single" w:sz="1" w:space="0" w:color="333333"/>
+              <w:right w:val="single" w:sz="1" w:space="0" w:color="333333"/>
+            </w:tcBorders>
+            <w:shd w:val="clear" w:color="auto" w:fill="12161E"/>
             <w:tcMar>
               <w:top w:w="80" w:type="dxa"/>
               <w:left w:w="120" w:type="dxa"/>
@@ -408,14 +402,14 @@
         </w:tc>
         <w:tc>
           <w:tcPr>
-            <w:tcW w:w="1800" w:type="dxa"/>
-            <w:tcBorders>
-              <w:top w:val="single" w:sz="1" w:space="0" w:color="3A3A5A"/>
-              <w:left w:val="single" w:sz="1" w:space="0" w:color="3A3A5A"/>
-              <w:bottom w:val="single" w:sz="1" w:space="0" w:color="3A3A5A"/>
-              <w:right w:val="single" w:sz="1" w:space="0" w:color="3A3A5A"/>
-            </w:tcBorders>
-            <w:shd w:val="clear" w:color="auto" w:fill="1A1A2E"/>
+            <w:tcW w:w="1200" w:type="dxa"/>
+            <w:tcBorders>
+              <w:top w:val="single" w:sz="1" w:space="0" w:color="333333"/>
+              <w:left w:val="single" w:sz="1" w:space="0" w:color="333333"/>
+              <w:bottom w:val="single" w:sz="1" w:space="0" w:color="333333"/>
+              <w:right w:val="single" w:sz="1" w:space="0" w:color="333333"/>
+            </w:tcBorders>
+            <w:shd w:val="clear" w:color="auto" w:fill="12161E"/>
             <w:tcMar>
               <w:top w:w="80" w:type="dxa"/>
               <w:left w:w="120" w:type="dxa"/>
@@ -431,16 +425,22 @@
         </w:tc>
       </w:tr>
       <w:tr>
-        <w:tc>
-          <w:tcPr>
-            <w:tcW w:w="2400" w:type="dxa"/>
-            <w:tcBorders>
-              <w:top w:val="single" w:sz="1" w:space="0" w:color="3A3A5A"/>
-              <w:left w:val="single" w:sz="1" w:space="0" w:color="3A3A5A"/>
-              <w:bottom w:val="single" w:sz="1" w:space="0" w:color="3A3A5A"/>
-              <w:right w:val="single" w:sz="1" w:space="0" w:color="3A3A5A"/>
-            </w:tcBorders>
-            <w:shd w:val="clear" w:color="auto" w:fill="1A1A2E"/>
+        <w:tblPrEx>
+          <w:tblCellMar>
+            <w:top w:w="0" w:type="dxa"/>
+            <w:bottom w:w="0" w:type="dxa"/>
+          </w:tblCellMar>
+        </w:tblPrEx>
+        <w:tc>
+          <w:tcPr>
+            <w:tcW w:w="2600" w:type="dxa"/>
+            <w:tcBorders>
+              <w:top w:val="single" w:sz="1" w:space="0" w:color="333333"/>
+              <w:left w:val="single" w:sz="1" w:space="0" w:color="333333"/>
+              <w:bottom w:val="single" w:sz="1" w:space="0" w:color="333333"/>
+              <w:right w:val="single" w:sz="1" w:space="0" w:color="333333"/>
+            </w:tcBorders>
+            <w:shd w:val="clear" w:color="auto" w:fill="12161E"/>
             <w:tcMar>
               <w:top w:w="80" w:type="dxa"/>
               <w:left w:w="120" w:type="dxa"/>
@@ -456,42 +456,37 @@
         </w:tc>
         <w:tc>
           <w:tcPr>
-            <w:tcW w:w="3360" w:type="dxa"/>
-            <w:tcBorders>
-              <w:top w:val="single" w:sz="1" w:space="0" w:color="3A3A5A"/>
-              <w:left w:val="single" w:sz="1" w:space="0" w:color="3A3A5A"/>
-              <w:bottom w:val="single" w:sz="1" w:space="0" w:color="3A3A5A"/>
-              <w:right w:val="single" w:sz="1" w:space="0" w:color="3A3A5A"/>
-            </w:tcBorders>
-            <w:shd w:val="clear" w:color="auto" w:fill="1A1A2E"/>
-            <w:tcMar>
-              <w:top w:w="80" w:type="dxa"/>
-              <w:left w:w="120" w:type="dxa"/>
-              <w:bottom w:w="80" w:type="dxa"/>
-              <w:right w:w="120" w:type="dxa"/>
-            </w:tcMar>
-          </w:tcPr>
-          <w:p>
-            <w:r>
-              <w:rPr>
-                <w:rFonts w:ascii="Courier New" w:eastAsia="Courier New" w:hAnsi="Courier New" w:cs="Courier New"/>
-                <w:sz w:val="18"/>
-                <w:szCs w:val="18"/>
-              </w:rPr>
+            <w:tcW w:w="4360" w:type="dxa"/>
+            <w:tcBorders>
+              <w:top w:val="single" w:sz="1" w:space="0" w:color="333333"/>
+              <w:left w:val="single" w:sz="1" w:space="0" w:color="333333"/>
+              <w:bottom w:val="single" w:sz="1" w:space="0" w:color="333333"/>
+              <w:right w:val="single" w:sz="1" w:space="0" w:color="333333"/>
+            </w:tcBorders>
+            <w:shd w:val="clear" w:color="auto" w:fill="12161E"/>
+            <w:tcMar>
+              <w:top w:w="80" w:type="dxa"/>
+              <w:left w:w="120" w:type="dxa"/>
+              <w:bottom w:w="80" w:type="dxa"/>
+              <w:right w:w="120" w:type="dxa"/>
+            </w:tcMar>
+          </w:tcPr>
+          <w:p>
+            <w:r>
               <w:t>http://localhost:3000/fearless_overlay.html</w:t>
             </w:r>
           </w:p>
         </w:tc>
         <w:tc>
           <w:tcPr>
-            <w:tcW w:w="1800" w:type="dxa"/>
-            <w:tcBorders>
-              <w:top w:val="single" w:sz="1" w:space="0" w:color="3A3A5A"/>
-              <w:left w:val="single" w:sz="1" w:space="0" w:color="3A3A5A"/>
-              <w:bottom w:val="single" w:sz="1" w:space="0" w:color="3A3A5A"/>
-              <w:right w:val="single" w:sz="1" w:space="0" w:color="3A3A5A"/>
-            </w:tcBorders>
-            <w:shd w:val="clear" w:color="auto" w:fill="1A1A2E"/>
+            <w:tcW w:w="1200" w:type="dxa"/>
+            <w:tcBorders>
+              <w:top w:val="single" w:sz="1" w:space="0" w:color="333333"/>
+              <w:left w:val="single" w:sz="1" w:space="0" w:color="333333"/>
+              <w:bottom w:val="single" w:sz="1" w:space="0" w:color="333333"/>
+              <w:right w:val="single" w:sz="1" w:space="0" w:color="333333"/>
+            </w:tcBorders>
+            <w:shd w:val="clear" w:color="auto" w:fill="12161E"/>
             <w:tcMar>
               <w:top w:w="80" w:type="dxa"/>
               <w:left w:w="120" w:type="dxa"/>
@@ -507,14 +502,14 @@
         </w:tc>
         <w:tc>
           <w:tcPr>
-            <w:tcW w:w="1800" w:type="dxa"/>
-            <w:tcBorders>
-              <w:top w:val="single" w:sz="1" w:space="0" w:color="3A3A5A"/>
-              <w:left w:val="single" w:sz="1" w:space="0" w:color="3A3A5A"/>
-              <w:bottom w:val="single" w:sz="1" w:space="0" w:color="3A3A5A"/>
-              <w:right w:val="single" w:sz="1" w:space="0" w:color="3A3A5A"/>
-            </w:tcBorders>
-            <w:shd w:val="clear" w:color="auto" w:fill="1A1A2E"/>
+            <w:tcW w:w="1200" w:type="dxa"/>
+            <w:tcBorders>
+              <w:top w:val="single" w:sz="1" w:space="0" w:color="333333"/>
+              <w:left w:val="single" w:sz="1" w:space="0" w:color="333333"/>
+              <w:bottom w:val="single" w:sz="1" w:space="0" w:color="333333"/>
+              <w:right w:val="single" w:sz="1" w:space="0" w:color="333333"/>
+            </w:tcBorders>
+            <w:shd w:val="clear" w:color="auto" w:fill="12161E"/>
             <w:tcMar>
               <w:top w:w="80" w:type="dxa"/>
               <w:left w:w="120" w:type="dxa"/>
@@ -530,69 +525,68 @@
         </w:tc>
       </w:tr>
       <w:tr>
-        <w:tc>
-          <w:tcPr>
-            <w:tcW w:w="2400" w:type="dxa"/>
-            <w:tcBorders>
-              <w:top w:val="single" w:sz="1" w:space="0" w:color="3A3A5A"/>
-              <w:left w:val="single" w:sz="1" w:space="0" w:color="3A3A5A"/>
-              <w:bottom w:val="single" w:sz="1" w:space="0" w:color="3A3A5A"/>
-              <w:right w:val="single" w:sz="1" w:space="0" w:color="3A3A5A"/>
-            </w:tcBorders>
-            <w:shd w:val="clear" w:color="auto" w:fill="1A1A2E"/>
-            <w:tcMar>
-              <w:top w:w="80" w:type="dxa"/>
-              <w:left w:w="120" w:type="dxa"/>
-              <w:bottom w:w="80" w:type="dxa"/>
-              <w:right w:w="120" w:type="dxa"/>
-            </w:tcMar>
-          </w:tcPr>
-          <w:p>
-            <w:proofErr w:type="gramStart"/>
+        <w:tblPrEx>
+          <w:tblCellMar>
+            <w:top w:w="0" w:type="dxa"/>
+            <w:bottom w:w="0" w:type="dxa"/>
+          </w:tblCellMar>
+        </w:tblPrEx>
+        <w:tc>
+          <w:tcPr>
+            <w:tcW w:w="2600" w:type="dxa"/>
+            <w:tcBorders>
+              <w:top w:val="single" w:sz="1" w:space="0" w:color="333333"/>
+              <w:left w:val="single" w:sz="1" w:space="0" w:color="333333"/>
+              <w:bottom w:val="single" w:sz="1" w:space="0" w:color="333333"/>
+              <w:right w:val="single" w:sz="1" w:space="0" w:color="333333"/>
+            </w:tcBorders>
+            <w:shd w:val="clear" w:color="auto" w:fill="12161E"/>
+            <w:tcMar>
+              <w:top w:w="80" w:type="dxa"/>
+              <w:left w:w="120" w:type="dxa"/>
+              <w:bottom w:w="80" w:type="dxa"/>
+              <w:right w:w="120" w:type="dxa"/>
+            </w:tcMar>
+          </w:tcPr>
+          <w:p>
             <w:r>
               <w:t>Head to Head</w:t>
             </w:r>
-            <w:proofErr w:type="gramEnd"/>
-          </w:p>
-        </w:tc>
-        <w:tc>
-          <w:tcPr>
-            <w:tcW w:w="3360" w:type="dxa"/>
-            <w:tcBorders>
-              <w:top w:val="single" w:sz="1" w:space="0" w:color="3A3A5A"/>
-              <w:left w:val="single" w:sz="1" w:space="0" w:color="3A3A5A"/>
-              <w:bottom w:val="single" w:sz="1" w:space="0" w:color="3A3A5A"/>
-              <w:right w:val="single" w:sz="1" w:space="0" w:color="3A3A5A"/>
-            </w:tcBorders>
-            <w:shd w:val="clear" w:color="auto" w:fill="1A1A2E"/>
-            <w:tcMar>
-              <w:top w:w="80" w:type="dxa"/>
-              <w:left w:w="120" w:type="dxa"/>
-              <w:bottom w:w="80" w:type="dxa"/>
-              <w:right w:w="120" w:type="dxa"/>
-            </w:tcMar>
-          </w:tcPr>
-          <w:p>
-            <w:r>
-              <w:rPr>
-                <w:rFonts w:ascii="Courier New" w:eastAsia="Courier New" w:hAnsi="Courier New" w:cs="Courier New"/>
-                <w:sz w:val="18"/>
-                <w:szCs w:val="18"/>
-              </w:rPr>
+          </w:p>
+        </w:tc>
+        <w:tc>
+          <w:tcPr>
+            <w:tcW w:w="4360" w:type="dxa"/>
+            <w:tcBorders>
+              <w:top w:val="single" w:sz="1" w:space="0" w:color="333333"/>
+              <w:left w:val="single" w:sz="1" w:space="0" w:color="333333"/>
+              <w:bottom w:val="single" w:sz="1" w:space="0" w:color="333333"/>
+              <w:right w:val="single" w:sz="1" w:space="0" w:color="333333"/>
+            </w:tcBorders>
+            <w:shd w:val="clear" w:color="auto" w:fill="12161E"/>
+            <w:tcMar>
+              <w:top w:w="80" w:type="dxa"/>
+              <w:left w:w="120" w:type="dxa"/>
+              <w:bottom w:w="80" w:type="dxa"/>
+              <w:right w:w="120" w:type="dxa"/>
+            </w:tcMar>
+          </w:tcPr>
+          <w:p>
+            <w:r>
               <w:t>http://localhost:3000/h2h_overlay.html</w:t>
             </w:r>
           </w:p>
         </w:tc>
         <w:tc>
           <w:tcPr>
-            <w:tcW w:w="1800" w:type="dxa"/>
-            <w:tcBorders>
-              <w:top w:val="single" w:sz="1" w:space="0" w:color="3A3A5A"/>
-              <w:left w:val="single" w:sz="1" w:space="0" w:color="3A3A5A"/>
-              <w:bottom w:val="single" w:sz="1" w:space="0" w:color="3A3A5A"/>
-              <w:right w:val="single" w:sz="1" w:space="0" w:color="3A3A5A"/>
-            </w:tcBorders>
-            <w:shd w:val="clear" w:color="auto" w:fill="1A1A2E"/>
+            <w:tcW w:w="1200" w:type="dxa"/>
+            <w:tcBorders>
+              <w:top w:val="single" w:sz="1" w:space="0" w:color="333333"/>
+              <w:left w:val="single" w:sz="1" w:space="0" w:color="333333"/>
+              <w:bottom w:val="single" w:sz="1" w:space="0" w:color="333333"/>
+              <w:right w:val="single" w:sz="1" w:space="0" w:color="333333"/>
+            </w:tcBorders>
+            <w:shd w:val="clear" w:color="auto" w:fill="12161E"/>
             <w:tcMar>
               <w:top w:w="80" w:type="dxa"/>
               <w:left w:w="120" w:type="dxa"/>
@@ -608,14 +602,14 @@
         </w:tc>
         <w:tc>
           <w:tcPr>
-            <w:tcW w:w="1800" w:type="dxa"/>
-            <w:tcBorders>
-              <w:top w:val="single" w:sz="1" w:space="0" w:color="3A3A5A"/>
-              <w:left w:val="single" w:sz="1" w:space="0" w:color="3A3A5A"/>
-              <w:bottom w:val="single" w:sz="1" w:space="0" w:color="3A3A5A"/>
-              <w:right w:val="single" w:sz="1" w:space="0" w:color="3A3A5A"/>
-            </w:tcBorders>
-            <w:shd w:val="clear" w:color="auto" w:fill="1A1A2E"/>
+            <w:tcW w:w="1200" w:type="dxa"/>
+            <w:tcBorders>
+              <w:top w:val="single" w:sz="1" w:space="0" w:color="333333"/>
+              <w:left w:val="single" w:sz="1" w:space="0" w:color="333333"/>
+              <w:bottom w:val="single" w:sz="1" w:space="0" w:color="333333"/>
+              <w:right w:val="single" w:sz="1" w:space="0" w:color="333333"/>
+            </w:tcBorders>
+            <w:shd w:val="clear" w:color="auto" w:fill="12161E"/>
             <w:tcMar>
               <w:top w:w="80" w:type="dxa"/>
               <w:left w:w="120" w:type="dxa"/>
@@ -631,16 +625,22 @@
         </w:tc>
       </w:tr>
       <w:tr>
-        <w:tc>
-          <w:tcPr>
-            <w:tcW w:w="2400" w:type="dxa"/>
-            <w:tcBorders>
-              <w:top w:val="single" w:sz="1" w:space="0" w:color="3A3A5A"/>
-              <w:left w:val="single" w:sz="1" w:space="0" w:color="3A3A5A"/>
-              <w:bottom w:val="single" w:sz="1" w:space="0" w:color="3A3A5A"/>
-              <w:right w:val="single" w:sz="1" w:space="0" w:color="3A3A5A"/>
-            </w:tcBorders>
-            <w:shd w:val="clear" w:color="auto" w:fill="1A1A2E"/>
+        <w:tblPrEx>
+          <w:tblCellMar>
+            <w:top w:w="0" w:type="dxa"/>
+            <w:bottom w:w="0" w:type="dxa"/>
+          </w:tblCellMar>
+        </w:tblPrEx>
+        <w:tc>
+          <w:tcPr>
+            <w:tcW w:w="2600" w:type="dxa"/>
+            <w:tcBorders>
+              <w:top w:val="single" w:sz="1" w:space="0" w:color="333333"/>
+              <w:left w:val="single" w:sz="1" w:space="0" w:color="333333"/>
+              <w:bottom w:val="single" w:sz="1" w:space="0" w:color="333333"/>
+              <w:right w:val="single" w:sz="1" w:space="0" w:color="333333"/>
+            </w:tcBorders>
+            <w:shd w:val="clear" w:color="auto" w:fill="12161E"/>
             <w:tcMar>
               <w:top w:w="80" w:type="dxa"/>
               <w:left w:w="120" w:type="dxa"/>
@@ -656,42 +656,37 @@
         </w:tc>
         <w:tc>
           <w:tcPr>
-            <w:tcW w:w="3360" w:type="dxa"/>
-            <w:tcBorders>
-              <w:top w:val="single" w:sz="1" w:space="0" w:color="3A3A5A"/>
-              <w:left w:val="single" w:sz="1" w:space="0" w:color="3A3A5A"/>
-              <w:bottom w:val="single" w:sz="1" w:space="0" w:color="3A3A5A"/>
-              <w:right w:val="single" w:sz="1" w:space="0" w:color="3A3A5A"/>
-            </w:tcBorders>
-            <w:shd w:val="clear" w:color="auto" w:fill="1A1A2E"/>
-            <w:tcMar>
-              <w:top w:w="80" w:type="dxa"/>
-              <w:left w:w="120" w:type="dxa"/>
-              <w:bottom w:w="80" w:type="dxa"/>
-              <w:right w:w="120" w:type="dxa"/>
-            </w:tcMar>
-          </w:tcPr>
-          <w:p>
-            <w:r>
-              <w:rPr>
-                <w:rFonts w:ascii="Courier New" w:eastAsia="Courier New" w:hAnsi="Courier New" w:cs="Courier New"/>
-                <w:sz w:val="18"/>
-                <w:szCs w:val="18"/>
-              </w:rPr>
+            <w:tcW w:w="4360" w:type="dxa"/>
+            <w:tcBorders>
+              <w:top w:val="single" w:sz="1" w:space="0" w:color="333333"/>
+              <w:left w:val="single" w:sz="1" w:space="0" w:color="333333"/>
+              <w:bottom w:val="single" w:sz="1" w:space="0" w:color="333333"/>
+              <w:right w:val="single" w:sz="1" w:space="0" w:color="333333"/>
+            </w:tcBorders>
+            <w:shd w:val="clear" w:color="auto" w:fill="12161E"/>
+            <w:tcMar>
+              <w:top w:w="80" w:type="dxa"/>
+              <w:left w:w="120" w:type="dxa"/>
+              <w:bottom w:w="80" w:type="dxa"/>
+              <w:right w:w="120" w:type="dxa"/>
+            </w:tcMar>
+          </w:tcPr>
+          <w:p>
+            <w:r>
               <w:t>http://localhost:3000/group_stage_overlay.html</w:t>
             </w:r>
           </w:p>
         </w:tc>
         <w:tc>
           <w:tcPr>
-            <w:tcW w:w="1800" w:type="dxa"/>
-            <w:tcBorders>
-              <w:top w:val="single" w:sz="1" w:space="0" w:color="3A3A5A"/>
-              <w:left w:val="single" w:sz="1" w:space="0" w:color="3A3A5A"/>
-              <w:bottom w:val="single" w:sz="1" w:space="0" w:color="3A3A5A"/>
-              <w:right w:val="single" w:sz="1" w:space="0" w:color="3A3A5A"/>
-            </w:tcBorders>
-            <w:shd w:val="clear" w:color="auto" w:fill="1A1A2E"/>
+            <w:tcW w:w="1200" w:type="dxa"/>
+            <w:tcBorders>
+              <w:top w:val="single" w:sz="1" w:space="0" w:color="333333"/>
+              <w:left w:val="single" w:sz="1" w:space="0" w:color="333333"/>
+              <w:bottom w:val="single" w:sz="1" w:space="0" w:color="333333"/>
+              <w:right w:val="single" w:sz="1" w:space="0" w:color="333333"/>
+            </w:tcBorders>
+            <w:shd w:val="clear" w:color="auto" w:fill="12161E"/>
             <w:tcMar>
               <w:top w:w="80" w:type="dxa"/>
               <w:left w:w="120" w:type="dxa"/>
@@ -707,14 +702,14 @@
         </w:tc>
         <w:tc>
           <w:tcPr>
-            <w:tcW w:w="1800" w:type="dxa"/>
-            <w:tcBorders>
-              <w:top w:val="single" w:sz="1" w:space="0" w:color="3A3A5A"/>
-              <w:left w:val="single" w:sz="1" w:space="0" w:color="3A3A5A"/>
-              <w:bottom w:val="single" w:sz="1" w:space="0" w:color="3A3A5A"/>
-              <w:right w:val="single" w:sz="1" w:space="0" w:color="3A3A5A"/>
-            </w:tcBorders>
-            <w:shd w:val="clear" w:color="auto" w:fill="1A1A2E"/>
+            <w:tcW w:w="1200" w:type="dxa"/>
+            <w:tcBorders>
+              <w:top w:val="single" w:sz="1" w:space="0" w:color="333333"/>
+              <w:left w:val="single" w:sz="1" w:space="0" w:color="333333"/>
+              <w:bottom w:val="single" w:sz="1" w:space="0" w:color="333333"/>
+              <w:right w:val="single" w:sz="1" w:space="0" w:color="333333"/>
+            </w:tcBorders>
+            <w:shd w:val="clear" w:color="auto" w:fill="12161E"/>
             <w:tcMar>
               <w:top w:w="80" w:type="dxa"/>
               <w:left w:w="120" w:type="dxa"/>
@@ -730,16 +725,22 @@
         </w:tc>
       </w:tr>
       <w:tr>
-        <w:tc>
-          <w:tcPr>
-            <w:tcW w:w="2400" w:type="dxa"/>
-            <w:tcBorders>
-              <w:top w:val="single" w:sz="1" w:space="0" w:color="3A3A5A"/>
-              <w:left w:val="single" w:sz="1" w:space="0" w:color="3A3A5A"/>
-              <w:bottom w:val="single" w:sz="1" w:space="0" w:color="3A3A5A"/>
-              <w:right w:val="single" w:sz="1" w:space="0" w:color="3A3A5A"/>
-            </w:tcBorders>
-            <w:shd w:val="clear" w:color="auto" w:fill="1A1A2E"/>
+        <w:tblPrEx>
+          <w:tblCellMar>
+            <w:top w:w="0" w:type="dxa"/>
+            <w:bottom w:w="0" w:type="dxa"/>
+          </w:tblCellMar>
+        </w:tblPrEx>
+        <w:tc>
+          <w:tcPr>
+            <w:tcW w:w="2600" w:type="dxa"/>
+            <w:tcBorders>
+              <w:top w:val="single" w:sz="1" w:space="0" w:color="333333"/>
+              <w:left w:val="single" w:sz="1" w:space="0" w:color="333333"/>
+              <w:bottom w:val="single" w:sz="1" w:space="0" w:color="333333"/>
+              <w:right w:val="single" w:sz="1" w:space="0" w:color="333333"/>
+            </w:tcBorders>
+            <w:shd w:val="clear" w:color="auto" w:fill="12161E"/>
             <w:tcMar>
               <w:top w:w="80" w:type="dxa"/>
               <w:left w:w="120" w:type="dxa"/>
@@ -755,42 +756,37 @@
         </w:tc>
         <w:tc>
           <w:tcPr>
-            <w:tcW w:w="3360" w:type="dxa"/>
-            <w:tcBorders>
-              <w:top w:val="single" w:sz="1" w:space="0" w:color="3A3A5A"/>
-              <w:left w:val="single" w:sz="1" w:space="0" w:color="3A3A5A"/>
-              <w:bottom w:val="single" w:sz="1" w:space="0" w:color="3A3A5A"/>
-              <w:right w:val="single" w:sz="1" w:space="0" w:color="3A3A5A"/>
-            </w:tcBorders>
-            <w:shd w:val="clear" w:color="auto" w:fill="1A1A2E"/>
-            <w:tcMar>
-              <w:top w:w="80" w:type="dxa"/>
-              <w:left w:w="120" w:type="dxa"/>
-              <w:bottom w:w="80" w:type="dxa"/>
-              <w:right w:w="120" w:type="dxa"/>
-            </w:tcMar>
-          </w:tcPr>
-          <w:p>
-            <w:r>
-              <w:rPr>
-                <w:rFonts w:ascii="Courier New" w:eastAsia="Courier New" w:hAnsi="Courier New" w:cs="Courier New"/>
-                <w:sz w:val="18"/>
-                <w:szCs w:val="18"/>
-              </w:rPr>
+            <w:tcW w:w="4360" w:type="dxa"/>
+            <w:tcBorders>
+              <w:top w:val="single" w:sz="1" w:space="0" w:color="333333"/>
+              <w:left w:val="single" w:sz="1" w:space="0" w:color="333333"/>
+              <w:bottom w:val="single" w:sz="1" w:space="0" w:color="333333"/>
+              <w:right w:val="single" w:sz="1" w:space="0" w:color="333333"/>
+            </w:tcBorders>
+            <w:shd w:val="clear" w:color="auto" w:fill="12161E"/>
+            <w:tcMar>
+              <w:top w:w="80" w:type="dxa"/>
+              <w:left w:w="120" w:type="dxa"/>
+              <w:bottom w:w="80" w:type="dxa"/>
+              <w:right w:w="120" w:type="dxa"/>
+            </w:tcMar>
+          </w:tcPr>
+          <w:p>
+            <w:r>
               <w:t>http://localhost:3000/bracket_overlay.html</w:t>
             </w:r>
           </w:p>
         </w:tc>
         <w:tc>
           <w:tcPr>
-            <w:tcW w:w="1800" w:type="dxa"/>
-            <w:tcBorders>
-              <w:top w:val="single" w:sz="1" w:space="0" w:color="3A3A5A"/>
-              <w:left w:val="single" w:sz="1" w:space="0" w:color="3A3A5A"/>
-              <w:bottom w:val="single" w:sz="1" w:space="0" w:color="3A3A5A"/>
-              <w:right w:val="single" w:sz="1" w:space="0" w:color="3A3A5A"/>
-            </w:tcBorders>
-            <w:shd w:val="clear" w:color="auto" w:fill="1A1A2E"/>
+            <w:tcW w:w="1200" w:type="dxa"/>
+            <w:tcBorders>
+              <w:top w:val="single" w:sz="1" w:space="0" w:color="333333"/>
+              <w:left w:val="single" w:sz="1" w:space="0" w:color="333333"/>
+              <w:bottom w:val="single" w:sz="1" w:space="0" w:color="333333"/>
+              <w:right w:val="single" w:sz="1" w:space="0" w:color="333333"/>
+            </w:tcBorders>
+            <w:shd w:val="clear" w:color="auto" w:fill="12161E"/>
             <w:tcMar>
               <w:top w:w="80" w:type="dxa"/>
               <w:left w:w="120" w:type="dxa"/>
@@ -806,14 +802,214 @@
         </w:tc>
         <w:tc>
           <w:tcPr>
-            <w:tcW w:w="1800" w:type="dxa"/>
-            <w:tcBorders>
-              <w:top w:val="single" w:sz="1" w:space="0" w:color="3A3A5A"/>
-              <w:left w:val="single" w:sz="1" w:space="0" w:color="3A3A5A"/>
-              <w:bottom w:val="single" w:sz="1" w:space="0" w:color="3A3A5A"/>
-              <w:right w:val="single" w:sz="1" w:space="0" w:color="3A3A5A"/>
-            </w:tcBorders>
-            <w:shd w:val="clear" w:color="auto" w:fill="1A1A2E"/>
+            <w:tcW w:w="1200" w:type="dxa"/>
+            <w:tcBorders>
+              <w:top w:val="single" w:sz="1" w:space="0" w:color="333333"/>
+              <w:left w:val="single" w:sz="1" w:space="0" w:color="333333"/>
+              <w:bottom w:val="single" w:sz="1" w:space="0" w:color="333333"/>
+              <w:right w:val="single" w:sz="1" w:space="0" w:color="333333"/>
+            </w:tcBorders>
+            <w:shd w:val="clear" w:color="auto" w:fill="12161E"/>
+            <w:tcMar>
+              <w:top w:w="80" w:type="dxa"/>
+              <w:left w:w="120" w:type="dxa"/>
+              <w:bottom w:w="80" w:type="dxa"/>
+              <w:right w:w="120" w:type="dxa"/>
+            </w:tcMar>
+          </w:tcPr>
+          <w:p>
+            <w:r>
+              <w:t>1080</w:t>
+            </w:r>
+          </w:p>
+        </w:tc>
+      </w:tr>
+      <w:tr>
+        <w:tblPrEx>
+          <w:tblCellMar>
+            <w:top w:w="0" w:type="dxa"/>
+            <w:bottom w:w="0" w:type="dxa"/>
+          </w:tblCellMar>
+        </w:tblPrEx>
+        <w:tc>
+          <w:tcPr>
+            <w:tcW w:w="2600" w:type="dxa"/>
+            <w:tcBorders>
+              <w:top w:val="single" w:sz="1" w:space="0" w:color="333333"/>
+              <w:left w:val="single" w:sz="1" w:space="0" w:color="333333"/>
+              <w:bottom w:val="single" w:sz="1" w:space="0" w:color="333333"/>
+              <w:right w:val="single" w:sz="1" w:space="0" w:color="333333"/>
+            </w:tcBorders>
+            <w:shd w:val="clear" w:color="auto" w:fill="12161E"/>
+            <w:tcMar>
+              <w:top w:w="80" w:type="dxa"/>
+              <w:left w:w="120" w:type="dxa"/>
+              <w:bottom w:w="80" w:type="dxa"/>
+              <w:right w:w="120" w:type="dxa"/>
+            </w:tcMar>
+          </w:tcPr>
+          <w:p>
+            <w:r>
+              <w:t>Team Lineups</w:t>
+            </w:r>
+          </w:p>
+        </w:tc>
+        <w:tc>
+          <w:tcPr>
+            <w:tcW w:w="4360" w:type="dxa"/>
+            <w:tcBorders>
+              <w:top w:val="single" w:sz="1" w:space="0" w:color="333333"/>
+              <w:left w:val="single" w:sz="1" w:space="0" w:color="333333"/>
+              <w:bottom w:val="single" w:sz="1" w:space="0" w:color="333333"/>
+              <w:right w:val="single" w:sz="1" w:space="0" w:color="333333"/>
+            </w:tcBorders>
+            <w:shd w:val="clear" w:color="auto" w:fill="12161E"/>
+            <w:tcMar>
+              <w:top w:w="80" w:type="dxa"/>
+              <w:left w:w="120" w:type="dxa"/>
+              <w:bottom w:w="80" w:type="dxa"/>
+              <w:right w:w="120" w:type="dxa"/>
+            </w:tcMar>
+          </w:tcPr>
+          <w:p>
+            <w:r>
+              <w:t>http://localhost:3000/lineups_overlay.html</w:t>
+            </w:r>
+          </w:p>
+        </w:tc>
+        <w:tc>
+          <w:tcPr>
+            <w:tcW w:w="1200" w:type="dxa"/>
+            <w:tcBorders>
+              <w:top w:val="single" w:sz="1" w:space="0" w:color="333333"/>
+              <w:left w:val="single" w:sz="1" w:space="0" w:color="333333"/>
+              <w:bottom w:val="single" w:sz="1" w:space="0" w:color="333333"/>
+              <w:right w:val="single" w:sz="1" w:space="0" w:color="333333"/>
+            </w:tcBorders>
+            <w:shd w:val="clear" w:color="auto" w:fill="12161E"/>
+            <w:tcMar>
+              <w:top w:w="80" w:type="dxa"/>
+              <w:left w:w="120" w:type="dxa"/>
+              <w:bottom w:w="80" w:type="dxa"/>
+              <w:right w:w="120" w:type="dxa"/>
+            </w:tcMar>
+          </w:tcPr>
+          <w:p>
+            <w:r>
+              <w:t>1920</w:t>
+            </w:r>
+          </w:p>
+        </w:tc>
+        <w:tc>
+          <w:tcPr>
+            <w:tcW w:w="1200" w:type="dxa"/>
+            <w:tcBorders>
+              <w:top w:val="single" w:sz="1" w:space="0" w:color="333333"/>
+              <w:left w:val="single" w:sz="1" w:space="0" w:color="333333"/>
+              <w:bottom w:val="single" w:sz="1" w:space="0" w:color="333333"/>
+              <w:right w:val="single" w:sz="1" w:space="0" w:color="333333"/>
+            </w:tcBorders>
+            <w:shd w:val="clear" w:color="auto" w:fill="12161E"/>
+            <w:tcMar>
+              <w:top w:w="80" w:type="dxa"/>
+              <w:left w:w="120" w:type="dxa"/>
+              <w:bottom w:w="80" w:type="dxa"/>
+              <w:right w:w="120" w:type="dxa"/>
+            </w:tcMar>
+          </w:tcPr>
+          <w:p>
+            <w:r>
+              <w:t>1080</w:t>
+            </w:r>
+          </w:p>
+        </w:tc>
+      </w:tr>
+      <w:tr>
+        <w:tblPrEx>
+          <w:tblCellMar>
+            <w:top w:w="0" w:type="dxa"/>
+            <w:bottom w:w="0" w:type="dxa"/>
+          </w:tblCellMar>
+        </w:tblPrEx>
+        <w:tc>
+          <w:tcPr>
+            <w:tcW w:w="2600" w:type="dxa"/>
+            <w:tcBorders>
+              <w:top w:val="single" w:sz="1" w:space="0" w:color="333333"/>
+              <w:left w:val="single" w:sz="1" w:space="0" w:color="333333"/>
+              <w:bottom w:val="single" w:sz="1" w:space="0" w:color="333333"/>
+              <w:right w:val="single" w:sz="1" w:space="0" w:color="333333"/>
+            </w:tcBorders>
+            <w:shd w:val="clear" w:color="auto" w:fill="12161E"/>
+            <w:tcMar>
+              <w:top w:w="80" w:type="dxa"/>
+              <w:left w:w="120" w:type="dxa"/>
+              <w:bottom w:w="80" w:type="dxa"/>
+              <w:right w:w="120" w:type="dxa"/>
+            </w:tcMar>
+          </w:tcPr>
+          <w:p>
+            <w:r>
+              <w:t>Featured Matchup</w:t>
+            </w:r>
+          </w:p>
+        </w:tc>
+        <w:tc>
+          <w:tcPr>
+            <w:tcW w:w="4360" w:type="dxa"/>
+            <w:tcBorders>
+              <w:top w:val="single" w:sz="1" w:space="0" w:color="333333"/>
+              <w:left w:val="single" w:sz="1" w:space="0" w:color="333333"/>
+              <w:bottom w:val="single" w:sz="1" w:space="0" w:color="333333"/>
+              <w:right w:val="single" w:sz="1" w:space="0" w:color="333333"/>
+            </w:tcBorders>
+            <w:shd w:val="clear" w:color="auto" w:fill="12161E"/>
+            <w:tcMar>
+              <w:top w:w="80" w:type="dxa"/>
+              <w:left w:w="120" w:type="dxa"/>
+              <w:bottom w:w="80" w:type="dxa"/>
+              <w:right w:w="120" w:type="dxa"/>
+            </w:tcMar>
+          </w:tcPr>
+          <w:p>
+            <w:r>
+              <w:t>http://localhost:3000/featured_overlay.html</w:t>
+            </w:r>
+          </w:p>
+        </w:tc>
+        <w:tc>
+          <w:tcPr>
+            <w:tcW w:w="1200" w:type="dxa"/>
+            <w:tcBorders>
+              <w:top w:val="single" w:sz="1" w:space="0" w:color="333333"/>
+              <w:left w:val="single" w:sz="1" w:space="0" w:color="333333"/>
+              <w:bottom w:val="single" w:sz="1" w:space="0" w:color="333333"/>
+              <w:right w:val="single" w:sz="1" w:space="0" w:color="333333"/>
+            </w:tcBorders>
+            <w:shd w:val="clear" w:color="auto" w:fill="12161E"/>
+            <w:tcMar>
+              <w:top w:w="80" w:type="dxa"/>
+              <w:left w:w="120" w:type="dxa"/>
+              <w:bottom w:w="80" w:type="dxa"/>
+              <w:right w:w="120" w:type="dxa"/>
+            </w:tcMar>
+          </w:tcPr>
+          <w:p>
+            <w:r>
+              <w:t>1920</w:t>
+            </w:r>
+          </w:p>
+        </w:tc>
+        <w:tc>
+          <w:tcPr>
+            <w:tcW w:w="1200" w:type="dxa"/>
+            <w:tcBorders>
+              <w:top w:val="single" w:sz="1" w:space="0" w:color="333333"/>
+              <w:left w:val="single" w:sz="1" w:space="0" w:color="333333"/>
+              <w:bottom w:val="single" w:sz="1" w:space="0" w:color="333333"/>
+              <w:right w:val="single" w:sz="1" w:space="0" w:color="333333"/>
+            </w:tcBorders>
+            <w:shd w:val="clear" w:color="auto" w:fill="12161E"/>
             <w:tcMar>
               <w:top w:w="80" w:type="dxa"/>
               <w:left w:w="120" w:type="dxa"/>
@@ -831,64 +1027,20 @@
     </w:tbl>
     <w:p>
       <w:pPr>
-        <w:spacing w:before="60" w:after="60"/>
-      </w:pPr>
-    </w:p>
-    <w:p>
-      <w:pPr>
-        <w:spacing w:before="60" w:after="60"/>
-      </w:pPr>
-      <w:proofErr w:type="gramStart"/>
-      <w:r>
-        <w:rPr>
-          <w:color w:val="C89B3C"/>
-        </w:rPr>
-        <w:t xml:space="preserve">⚠ </w:t>
-      </w:r>
-      <w:r>
-        <w:rPr>
-          <w:color w:val="C89B3C"/>
-        </w:rPr>
-        <w:t xml:space="preserve"> </w:t>
-      </w:r>
-      <w:r>
-        <w:t>Currently</w:t>
-      </w:r>
-      <w:proofErr w:type="gramEnd"/>
-      <w:r>
-        <w:t>, there are some fixed-size elements to ensure things look correct, so setting it to anything larger than 1920x1080 will cause things to not fit on-screen properly.</w:t>
-      </w:r>
-    </w:p>
-    <w:p>
-      <w:pPr>
-        <w:spacing w:before="60" w:after="60"/>
-      </w:pPr>
-    </w:p>
-    <w:p>
-      <w:pPr>
-        <w:spacing w:before="60" w:after="60"/>
-      </w:pPr>
-    </w:p>
-    <w:p>
-      <w:pPr>
-        <w:spacing w:before="60" w:after="60"/>
-      </w:pPr>
-    </w:p>
-    <w:p>
-      <w:pPr>
-        <w:pStyle w:val="Heading2"/>
-        <w:pBdr>
-          <w:bottom w:val="single" w:sz="4" w:space="4" w:color="C89B3C"/>
-        </w:pBdr>
-      </w:pPr>
-      <w:r>
-        <w:lastRenderedPageBreak/>
+        <w:spacing w:after="200"/>
+      </w:pPr>
+    </w:p>
+    <w:p>
+      <w:pPr>
+        <w:pStyle w:val="Heading1"/>
+      </w:pPr>
+      <w:r>
         <w:t>Step 3 — Browser Source Settings</w:t>
       </w:r>
     </w:p>
     <w:p>
       <w:pPr>
-        <w:spacing w:before="60" w:after="60"/>
+        <w:spacing w:after="120"/>
       </w:pPr>
       <w:r>
         <w:t>When adding or editing each Browser Source, use these settings:</w:t>
@@ -896,7 +1048,7 @@
     </w:p>
     <w:p>
       <w:pPr>
-        <w:spacing w:before="60" w:after="60"/>
+        <w:spacing w:after="120"/>
       </w:pPr>
     </w:p>
     <w:tbl>
@@ -914,28 +1066,34 @@
           <w:left w:w="10" w:type="dxa"/>
           <w:right w:w="10" w:type="dxa"/>
         </w:tblCellMar>
-        <w:tblLook w:val="0000" w:firstRow="0" w:lastRow="0" w:firstColumn="0" w:lastColumn="0" w:noHBand="0" w:noVBand="0"/>
+        <w:tblLook w:val="04A0" w:firstRow="1" w:lastRow="0" w:firstColumn="1" w:lastColumn="0" w:noHBand="0" w:noVBand="1"/>
       </w:tblPr>
       <w:tblGrid>
-        <w:gridCol w:w="3000"/>
-        <w:gridCol w:w="6360"/>
+        <w:gridCol w:w="4680"/>
+        <w:gridCol w:w="4680"/>
       </w:tblGrid>
       <w:tr>
-        <w:tc>
-          <w:tcPr>
-            <w:tcW w:w="3000" w:type="dxa"/>
-            <w:tcBorders>
-              <w:top w:val="single" w:sz="1" w:space="0" w:color="3A3A5A"/>
-              <w:left w:val="single" w:sz="1" w:space="0" w:color="3A3A5A"/>
-              <w:bottom w:val="single" w:sz="1" w:space="0" w:color="3A3A5A"/>
-              <w:right w:val="single" w:sz="1" w:space="0" w:color="3A3A5A"/>
-            </w:tcBorders>
-            <w:shd w:val="clear" w:color="auto" w:fill="2A2A4A"/>
-            <w:tcMar>
-              <w:top w:w="80" w:type="dxa"/>
-              <w:left w:w="160" w:type="dxa"/>
-              <w:bottom w:w="80" w:type="dxa"/>
-              <w:right w:w="160" w:type="dxa"/>
+        <w:tblPrEx>
+          <w:tblCellMar>
+            <w:top w:w="0" w:type="dxa"/>
+            <w:bottom w:w="0" w:type="dxa"/>
+          </w:tblCellMar>
+        </w:tblPrEx>
+        <w:tc>
+          <w:tcPr>
+            <w:tcW w:w="2340" w:type="dxa"/>
+            <w:tcBorders>
+              <w:top w:val="single" w:sz="1" w:space="0" w:color="333333"/>
+              <w:left w:val="single" w:sz="1" w:space="0" w:color="333333"/>
+              <w:bottom w:val="single" w:sz="1" w:space="0" w:color="333333"/>
+              <w:right w:val="single" w:sz="1" w:space="0" w:color="333333"/>
+            </w:tcBorders>
+            <w:shd w:val="clear" w:color="auto" w:fill="1A1A2E"/>
+            <w:tcMar>
+              <w:top w:w="80" w:type="dxa"/>
+              <w:left w:w="120" w:type="dxa"/>
+              <w:bottom w:w="80" w:type="dxa"/>
+              <w:right w:w="120" w:type="dxa"/>
             </w:tcMar>
           </w:tcPr>
           <w:p>
@@ -943,55 +1101,27 @@
               <w:rPr>
                 <w:b/>
                 <w:bCs/>
-                <w:color w:val="C89B3C"/>
+                <w:color w:val="C8A23C"/>
               </w:rPr>
-              <w:t>Width</w:t>
-            </w:r>
-          </w:p>
-        </w:tc>
-        <w:tc>
-          <w:tcPr>
-            <w:tcW w:w="6360" w:type="dxa"/>
-            <w:tcBorders>
-              <w:top w:val="single" w:sz="1" w:space="0" w:color="3A3A5A"/>
-              <w:left w:val="single" w:sz="1" w:space="0" w:color="3A3A5A"/>
-              <w:bottom w:val="single" w:sz="1" w:space="0" w:color="3A3A5A"/>
-              <w:right w:val="single" w:sz="1" w:space="0" w:color="3A3A5A"/>
+              <w:t>Setting</w:t>
+            </w:r>
+          </w:p>
+        </w:tc>
+        <w:tc>
+          <w:tcPr>
+            <w:tcW w:w="2340" w:type="dxa"/>
+            <w:tcBorders>
+              <w:top w:val="single" w:sz="1" w:space="0" w:color="333333"/>
+              <w:left w:val="single" w:sz="1" w:space="0" w:color="333333"/>
+              <w:bottom w:val="single" w:sz="1" w:space="0" w:color="333333"/>
+              <w:right w:val="single" w:sz="1" w:space="0" w:color="333333"/>
             </w:tcBorders>
             <w:shd w:val="clear" w:color="auto" w:fill="1A1A2E"/>
             <w:tcMar>
               <w:top w:w="80" w:type="dxa"/>
-              <w:left w:w="160" w:type="dxa"/>
-              <w:bottom w:w="80" w:type="dxa"/>
-              <w:right w:w="160" w:type="dxa"/>
-            </w:tcMar>
-          </w:tcPr>
-          <w:p>
-            <w:r>
-              <w:rPr>
-                <w:rFonts w:ascii="Courier New" w:eastAsia="Courier New" w:hAnsi="Courier New" w:cs="Courier New"/>
-              </w:rPr>
-              <w:t>1920</w:t>
-            </w:r>
-          </w:p>
-        </w:tc>
-      </w:tr>
-      <w:tr>
-        <w:tc>
-          <w:tcPr>
-            <w:tcW w:w="3000" w:type="dxa"/>
-            <w:tcBorders>
-              <w:top w:val="single" w:sz="1" w:space="0" w:color="3A3A5A"/>
-              <w:left w:val="single" w:sz="1" w:space="0" w:color="3A3A5A"/>
-              <w:bottom w:val="single" w:sz="1" w:space="0" w:color="3A3A5A"/>
-              <w:right w:val="single" w:sz="1" w:space="0" w:color="3A3A5A"/>
-            </w:tcBorders>
-            <w:shd w:val="clear" w:color="auto" w:fill="2A2A4A"/>
-            <w:tcMar>
-              <w:top w:w="80" w:type="dxa"/>
-              <w:left w:w="160" w:type="dxa"/>
-              <w:bottom w:w="80" w:type="dxa"/>
-              <w:right w:w="160" w:type="dxa"/>
+              <w:left w:w="120" w:type="dxa"/>
+              <w:bottom w:w="80" w:type="dxa"/>
+              <w:right w:w="120" w:type="dxa"/>
             </w:tcMar>
           </w:tcPr>
           <w:p>
@@ -999,320 +1129,386 @@
               <w:rPr>
                 <w:b/>
                 <w:bCs/>
-                <w:color w:val="C89B3C"/>
+                <w:color w:val="C8A23C"/>
               </w:rPr>
-              <w:t>Height</w:t>
-            </w:r>
-          </w:p>
-        </w:tc>
-        <w:tc>
-          <w:tcPr>
-            <w:tcW w:w="6360" w:type="dxa"/>
-            <w:tcBorders>
-              <w:top w:val="single" w:sz="1" w:space="0" w:color="3A3A5A"/>
-              <w:left w:val="single" w:sz="1" w:space="0" w:color="3A3A5A"/>
-              <w:bottom w:val="single" w:sz="1" w:space="0" w:color="3A3A5A"/>
-              <w:right w:val="single" w:sz="1" w:space="0" w:color="3A3A5A"/>
-            </w:tcBorders>
-            <w:shd w:val="clear" w:color="auto" w:fill="1A1A2E"/>
-            <w:tcMar>
-              <w:top w:w="80" w:type="dxa"/>
-              <w:left w:w="160" w:type="dxa"/>
-              <w:bottom w:w="80" w:type="dxa"/>
-              <w:right w:w="160" w:type="dxa"/>
-            </w:tcMar>
-          </w:tcPr>
-          <w:p>
-            <w:r>
-              <w:rPr>
-                <w:rFonts w:ascii="Courier New" w:eastAsia="Courier New" w:hAnsi="Courier New" w:cs="Courier New"/>
-              </w:rPr>
-              <w:t>1080</w:t>
+              <w:t>Value</w:t>
             </w:r>
           </w:p>
         </w:tc>
       </w:tr>
       <w:tr>
-        <w:tc>
-          <w:tcPr>
-            <w:tcW w:w="3000" w:type="dxa"/>
-            <w:tcBorders>
-              <w:top w:val="single" w:sz="1" w:space="0" w:color="3A3A5A"/>
-              <w:left w:val="single" w:sz="1" w:space="0" w:color="3A3A5A"/>
-              <w:bottom w:val="single" w:sz="1" w:space="0" w:color="3A3A5A"/>
-              <w:right w:val="single" w:sz="1" w:space="0" w:color="3A3A5A"/>
-            </w:tcBorders>
-            <w:shd w:val="clear" w:color="auto" w:fill="2A2A4A"/>
-            <w:tcMar>
-              <w:top w:w="80" w:type="dxa"/>
-              <w:left w:w="160" w:type="dxa"/>
-              <w:bottom w:w="80" w:type="dxa"/>
-              <w:right w:w="160" w:type="dxa"/>
-            </w:tcMar>
-          </w:tcPr>
-          <w:p>
-            <w:r>
-              <w:rPr>
-                <w:b/>
-                <w:bCs/>
-                <w:color w:val="C89B3C"/>
-              </w:rPr>
-              <w:t>Use custom frame rate</w:t>
-            </w:r>
-          </w:p>
-        </w:tc>
-        <w:tc>
-          <w:tcPr>
-            <w:tcW w:w="6360" w:type="dxa"/>
-            <w:tcBorders>
-              <w:top w:val="single" w:sz="1" w:space="0" w:color="3A3A5A"/>
-              <w:left w:val="single" w:sz="1" w:space="0" w:color="3A3A5A"/>
-              <w:bottom w:val="single" w:sz="1" w:space="0" w:color="3A3A5A"/>
-              <w:right w:val="single" w:sz="1" w:space="0" w:color="3A3A5A"/>
-            </w:tcBorders>
-            <w:shd w:val="clear" w:color="auto" w:fill="1A1A2E"/>
-            <w:tcMar>
-              <w:top w:w="80" w:type="dxa"/>
-              <w:left w:w="160" w:type="dxa"/>
-              <w:bottom w:w="80" w:type="dxa"/>
-              <w:right w:w="160" w:type="dxa"/>
-            </w:tcMar>
-          </w:tcPr>
-          <w:p>
-            <w:r>
-              <w:rPr>
-                <w:rFonts w:ascii="Courier New" w:eastAsia="Courier New" w:hAnsi="Courier New" w:cs="Courier New"/>
-              </w:rPr>
-              <w:t>Checked — set to 60 fps</w:t>
+        <w:tblPrEx>
+          <w:tblCellMar>
+            <w:top w:w="0" w:type="dxa"/>
+            <w:bottom w:w="0" w:type="dxa"/>
+          </w:tblCellMar>
+        </w:tblPrEx>
+        <w:tc>
+          <w:tcPr>
+            <w:tcW w:w="2340" w:type="dxa"/>
+            <w:tcBorders>
+              <w:top w:val="single" w:sz="1" w:space="0" w:color="333333"/>
+              <w:left w:val="single" w:sz="1" w:space="0" w:color="333333"/>
+              <w:bottom w:val="single" w:sz="1" w:space="0" w:color="333333"/>
+              <w:right w:val="single" w:sz="1" w:space="0" w:color="333333"/>
+            </w:tcBorders>
+            <w:shd w:val="clear" w:color="auto" w:fill="12161E"/>
+            <w:tcMar>
+              <w:top w:w="80" w:type="dxa"/>
+              <w:left w:w="120" w:type="dxa"/>
+              <w:bottom w:w="80" w:type="dxa"/>
+              <w:right w:w="120" w:type="dxa"/>
+            </w:tcMar>
+          </w:tcPr>
+          <w:p>
+            <w:r>
+              <w:t>Width</w:t>
+            </w:r>
+          </w:p>
+        </w:tc>
+        <w:tc>
+          <w:tcPr>
+            <w:tcW w:w="2340" w:type="dxa"/>
+            <w:tcBorders>
+              <w:top w:val="single" w:sz="1" w:space="0" w:color="333333"/>
+              <w:left w:val="single" w:sz="1" w:space="0" w:color="333333"/>
+              <w:bottom w:val="single" w:sz="1" w:space="0" w:color="333333"/>
+              <w:right w:val="single" w:sz="1" w:space="0" w:color="333333"/>
+            </w:tcBorders>
+            <w:shd w:val="clear" w:color="auto" w:fill="12161E"/>
+            <w:tcMar>
+              <w:top w:w="80" w:type="dxa"/>
+              <w:left w:w="120" w:type="dxa"/>
+              <w:bottom w:w="80" w:type="dxa"/>
+              <w:right w:w="120" w:type="dxa"/>
+            </w:tcMar>
+          </w:tcPr>
+          <w:p>
+            <w:r>
+              <w:t>Match your selected resolution (default: 1920)</w:t>
             </w:r>
           </w:p>
         </w:tc>
       </w:tr>
       <w:tr>
-        <w:tc>
-          <w:tcPr>
-            <w:tcW w:w="3000" w:type="dxa"/>
-            <w:tcBorders>
-              <w:top w:val="single" w:sz="1" w:space="0" w:color="3A3A5A"/>
-              <w:left w:val="single" w:sz="1" w:space="0" w:color="3A3A5A"/>
-              <w:bottom w:val="single" w:sz="1" w:space="0" w:color="3A3A5A"/>
-              <w:right w:val="single" w:sz="1" w:space="0" w:color="3A3A5A"/>
-            </w:tcBorders>
-            <w:shd w:val="clear" w:color="auto" w:fill="2A2A4A"/>
-            <w:tcMar>
-              <w:top w:w="80" w:type="dxa"/>
-              <w:left w:w="160" w:type="dxa"/>
-              <w:bottom w:w="80" w:type="dxa"/>
-              <w:right w:w="160" w:type="dxa"/>
-            </w:tcMar>
-          </w:tcPr>
-          <w:p>
-            <w:r>
-              <w:rPr>
-                <w:b/>
-                <w:bCs/>
-                <w:color w:val="C89B3C"/>
-              </w:rPr>
-              <w:t>Control audio via OBS</w:t>
-            </w:r>
-          </w:p>
-        </w:tc>
-        <w:tc>
-          <w:tcPr>
-            <w:tcW w:w="6360" w:type="dxa"/>
-            <w:tcBorders>
-              <w:top w:val="single" w:sz="1" w:space="0" w:color="3A3A5A"/>
-              <w:left w:val="single" w:sz="1" w:space="0" w:color="3A3A5A"/>
-              <w:bottom w:val="single" w:sz="1" w:space="0" w:color="3A3A5A"/>
-              <w:right w:val="single" w:sz="1" w:space="0" w:color="3A3A5A"/>
-            </w:tcBorders>
-            <w:shd w:val="clear" w:color="auto" w:fill="1A1A2E"/>
-            <w:tcMar>
-              <w:top w:w="80" w:type="dxa"/>
-              <w:left w:w="160" w:type="dxa"/>
-              <w:bottom w:w="80" w:type="dxa"/>
-              <w:right w:w="160" w:type="dxa"/>
-            </w:tcMar>
-          </w:tcPr>
-          <w:p>
-            <w:r>
-              <w:rPr>
-                <w:rFonts w:ascii="Courier New" w:eastAsia="Courier New" w:hAnsi="Courier New" w:cs="Courier New"/>
-              </w:rPr>
-              <w:t>Unchecked</w:t>
+        <w:tblPrEx>
+          <w:tblCellMar>
+            <w:top w:w="0" w:type="dxa"/>
+            <w:bottom w:w="0" w:type="dxa"/>
+          </w:tblCellMar>
+        </w:tblPrEx>
+        <w:tc>
+          <w:tcPr>
+            <w:tcW w:w="2340" w:type="dxa"/>
+            <w:tcBorders>
+              <w:top w:val="single" w:sz="1" w:space="0" w:color="333333"/>
+              <w:left w:val="single" w:sz="1" w:space="0" w:color="333333"/>
+              <w:bottom w:val="single" w:sz="1" w:space="0" w:color="333333"/>
+              <w:right w:val="single" w:sz="1" w:space="0" w:color="333333"/>
+            </w:tcBorders>
+            <w:shd w:val="clear" w:color="auto" w:fill="12161E"/>
+            <w:tcMar>
+              <w:top w:w="80" w:type="dxa"/>
+              <w:left w:w="120" w:type="dxa"/>
+              <w:bottom w:w="80" w:type="dxa"/>
+              <w:right w:w="120" w:type="dxa"/>
+            </w:tcMar>
+          </w:tcPr>
+          <w:p>
+            <w:r>
+              <w:t>Height</w:t>
+            </w:r>
+          </w:p>
+        </w:tc>
+        <w:tc>
+          <w:tcPr>
+            <w:tcW w:w="2340" w:type="dxa"/>
+            <w:tcBorders>
+              <w:top w:val="single" w:sz="1" w:space="0" w:color="333333"/>
+              <w:left w:val="single" w:sz="1" w:space="0" w:color="333333"/>
+              <w:bottom w:val="single" w:sz="1" w:space="0" w:color="333333"/>
+              <w:right w:val="single" w:sz="1" w:space="0" w:color="333333"/>
+            </w:tcBorders>
+            <w:shd w:val="clear" w:color="auto" w:fill="12161E"/>
+            <w:tcMar>
+              <w:top w:w="80" w:type="dxa"/>
+              <w:left w:w="120" w:type="dxa"/>
+              <w:bottom w:w="80" w:type="dxa"/>
+              <w:right w:w="120" w:type="dxa"/>
+            </w:tcMar>
+          </w:tcPr>
+          <w:p>
+            <w:r>
+              <w:t>Match your selected resolution (default: 1080)</w:t>
             </w:r>
           </w:p>
         </w:tc>
       </w:tr>
       <w:tr>
-        <w:tc>
-          <w:tcPr>
-            <w:tcW w:w="3000" w:type="dxa"/>
-            <w:tcBorders>
-              <w:top w:val="single" w:sz="1" w:space="0" w:color="3A3A5A"/>
-              <w:left w:val="single" w:sz="1" w:space="0" w:color="3A3A5A"/>
-              <w:bottom w:val="single" w:sz="1" w:space="0" w:color="3A3A5A"/>
-              <w:right w:val="single" w:sz="1" w:space="0" w:color="3A3A5A"/>
-            </w:tcBorders>
-            <w:shd w:val="clear" w:color="auto" w:fill="2A2A4A"/>
-            <w:tcMar>
-              <w:top w:w="80" w:type="dxa"/>
-              <w:left w:w="160" w:type="dxa"/>
-              <w:bottom w:w="80" w:type="dxa"/>
-              <w:right w:w="160" w:type="dxa"/>
-            </w:tcMar>
-          </w:tcPr>
-          <w:p>
-            <w:r>
-              <w:rPr>
-                <w:b/>
-                <w:bCs/>
-                <w:color w:val="C89B3C"/>
-              </w:rPr>
-              <w:t>Shutdown source when not visible</w:t>
-            </w:r>
-          </w:p>
-        </w:tc>
-        <w:tc>
-          <w:tcPr>
-            <w:tcW w:w="6360" w:type="dxa"/>
-            <w:tcBorders>
-              <w:top w:val="single" w:sz="1" w:space="0" w:color="3A3A5A"/>
-              <w:left w:val="single" w:sz="1" w:space="0" w:color="3A3A5A"/>
-              <w:bottom w:val="single" w:sz="1" w:space="0" w:color="3A3A5A"/>
-              <w:right w:val="single" w:sz="1" w:space="0" w:color="3A3A5A"/>
-            </w:tcBorders>
-            <w:shd w:val="clear" w:color="auto" w:fill="1A1A2E"/>
-            <w:tcMar>
-              <w:top w:w="80" w:type="dxa"/>
-              <w:left w:w="160" w:type="dxa"/>
-              <w:bottom w:w="80" w:type="dxa"/>
-              <w:right w:w="160" w:type="dxa"/>
-            </w:tcMar>
-          </w:tcPr>
-          <w:p>
-            <w:r>
-              <w:rPr>
-                <w:rFonts w:ascii="Courier New" w:eastAsia="Courier New" w:hAnsi="Courier New" w:cs="Courier New"/>
-              </w:rPr>
-              <w:t>Unchecked</w:t>
+        <w:tblPrEx>
+          <w:tblCellMar>
+            <w:top w:w="0" w:type="dxa"/>
+            <w:bottom w:w="0" w:type="dxa"/>
+          </w:tblCellMar>
+        </w:tblPrEx>
+        <w:tc>
+          <w:tcPr>
+            <w:tcW w:w="2340" w:type="dxa"/>
+            <w:tcBorders>
+              <w:top w:val="single" w:sz="1" w:space="0" w:color="333333"/>
+              <w:left w:val="single" w:sz="1" w:space="0" w:color="333333"/>
+              <w:bottom w:val="single" w:sz="1" w:space="0" w:color="333333"/>
+              <w:right w:val="single" w:sz="1" w:space="0" w:color="333333"/>
+            </w:tcBorders>
+            <w:shd w:val="clear" w:color="auto" w:fill="12161E"/>
+            <w:tcMar>
+              <w:top w:w="80" w:type="dxa"/>
+              <w:left w:w="120" w:type="dxa"/>
+              <w:bottom w:w="80" w:type="dxa"/>
+              <w:right w:w="120" w:type="dxa"/>
+            </w:tcMar>
+          </w:tcPr>
+          <w:p>
+            <w:r>
+              <w:t>Use custom frame rate</w:t>
+            </w:r>
+          </w:p>
+        </w:tc>
+        <w:tc>
+          <w:tcPr>
+            <w:tcW w:w="2340" w:type="dxa"/>
+            <w:tcBorders>
+              <w:top w:val="single" w:sz="1" w:space="0" w:color="333333"/>
+              <w:left w:val="single" w:sz="1" w:space="0" w:color="333333"/>
+              <w:bottom w:val="single" w:sz="1" w:space="0" w:color="333333"/>
+              <w:right w:val="single" w:sz="1" w:space="0" w:color="333333"/>
+            </w:tcBorders>
+            <w:shd w:val="clear" w:color="auto" w:fill="12161E"/>
+            <w:tcMar>
+              <w:top w:w="80" w:type="dxa"/>
+              <w:left w:w="120" w:type="dxa"/>
+              <w:bottom w:w="80" w:type="dxa"/>
+              <w:right w:w="120" w:type="dxa"/>
+            </w:tcMar>
+          </w:tcPr>
+          <w:p>
+            <w:r>
+              <w:t>Checked — set to 60 fps</w:t>
             </w:r>
           </w:p>
         </w:tc>
       </w:tr>
       <w:tr>
-        <w:tc>
-          <w:tcPr>
-            <w:tcW w:w="3000" w:type="dxa"/>
-            <w:tcBorders>
-              <w:top w:val="single" w:sz="1" w:space="0" w:color="3A3A5A"/>
-              <w:left w:val="single" w:sz="1" w:space="0" w:color="3A3A5A"/>
-              <w:bottom w:val="single" w:sz="1" w:space="0" w:color="3A3A5A"/>
-              <w:right w:val="single" w:sz="1" w:space="0" w:color="3A3A5A"/>
-            </w:tcBorders>
-            <w:shd w:val="clear" w:color="auto" w:fill="2A2A4A"/>
-            <w:tcMar>
-              <w:top w:w="80" w:type="dxa"/>
-              <w:left w:w="160" w:type="dxa"/>
-              <w:bottom w:w="80" w:type="dxa"/>
-              <w:right w:w="160" w:type="dxa"/>
-            </w:tcMar>
-          </w:tcPr>
-          <w:p>
-            <w:r>
-              <w:rPr>
-                <w:b/>
-                <w:bCs/>
-                <w:color w:val="C89B3C"/>
-              </w:rPr>
-              <w:t>Refresh browser when scene becomes active</w:t>
-            </w:r>
-          </w:p>
-        </w:tc>
-        <w:tc>
-          <w:tcPr>
-            <w:tcW w:w="6360" w:type="dxa"/>
-            <w:tcBorders>
-              <w:top w:val="single" w:sz="1" w:space="0" w:color="3A3A5A"/>
-              <w:left w:val="single" w:sz="1" w:space="0" w:color="3A3A5A"/>
-              <w:bottom w:val="single" w:sz="1" w:space="0" w:color="3A3A5A"/>
-              <w:right w:val="single" w:sz="1" w:space="0" w:color="3A3A5A"/>
-            </w:tcBorders>
-            <w:shd w:val="clear" w:color="auto" w:fill="1A1A2E"/>
-            <w:tcMar>
-              <w:top w:w="80" w:type="dxa"/>
-              <w:left w:w="160" w:type="dxa"/>
-              <w:bottom w:w="80" w:type="dxa"/>
-              <w:right w:w="160" w:type="dxa"/>
-            </w:tcMar>
-          </w:tcPr>
-          <w:p>
-            <w:r>
-              <w:rPr>
-                <w:rFonts w:ascii="Courier New" w:eastAsia="Courier New" w:hAnsi="Courier New" w:cs="Courier New"/>
-              </w:rPr>
-              <w:t>Unc</w:t>
-            </w:r>
-            <w:r>
-              <w:rPr>
-                <w:rFonts w:ascii="Courier New" w:eastAsia="Courier New" w:hAnsi="Courier New" w:cs="Courier New"/>
-              </w:rPr>
-              <w:t>hecked (important)</w:t>
+        <w:tblPrEx>
+          <w:tblCellMar>
+            <w:top w:w="0" w:type="dxa"/>
+            <w:bottom w:w="0" w:type="dxa"/>
+          </w:tblCellMar>
+        </w:tblPrEx>
+        <w:tc>
+          <w:tcPr>
+            <w:tcW w:w="2340" w:type="dxa"/>
+            <w:tcBorders>
+              <w:top w:val="single" w:sz="1" w:space="0" w:color="333333"/>
+              <w:left w:val="single" w:sz="1" w:space="0" w:color="333333"/>
+              <w:bottom w:val="single" w:sz="1" w:space="0" w:color="333333"/>
+              <w:right w:val="single" w:sz="1" w:space="0" w:color="333333"/>
+            </w:tcBorders>
+            <w:shd w:val="clear" w:color="auto" w:fill="12161E"/>
+            <w:tcMar>
+              <w:top w:w="80" w:type="dxa"/>
+              <w:left w:w="120" w:type="dxa"/>
+              <w:bottom w:w="80" w:type="dxa"/>
+              <w:right w:w="120" w:type="dxa"/>
+            </w:tcMar>
+          </w:tcPr>
+          <w:p>
+            <w:r>
+              <w:t>Control audio via OBS</w:t>
+            </w:r>
+          </w:p>
+        </w:tc>
+        <w:tc>
+          <w:tcPr>
+            <w:tcW w:w="2340" w:type="dxa"/>
+            <w:tcBorders>
+              <w:top w:val="single" w:sz="1" w:space="0" w:color="333333"/>
+              <w:left w:val="single" w:sz="1" w:space="0" w:color="333333"/>
+              <w:bottom w:val="single" w:sz="1" w:space="0" w:color="333333"/>
+              <w:right w:val="single" w:sz="1" w:space="0" w:color="333333"/>
+            </w:tcBorders>
+            <w:shd w:val="clear" w:color="auto" w:fill="12161E"/>
+            <w:tcMar>
+              <w:top w:w="80" w:type="dxa"/>
+              <w:left w:w="120" w:type="dxa"/>
+              <w:bottom w:w="80" w:type="dxa"/>
+              <w:right w:w="120" w:type="dxa"/>
+            </w:tcMar>
+          </w:tcPr>
+          <w:p>
+            <w:r>
+              <w:t>Unchecked</w:t>
             </w:r>
           </w:p>
         </w:tc>
       </w:tr>
       <w:tr>
-        <w:tc>
-          <w:tcPr>
-            <w:tcW w:w="3000" w:type="dxa"/>
-            <w:tcBorders>
-              <w:top w:val="single" w:sz="1" w:space="0" w:color="3A3A5A"/>
-              <w:left w:val="single" w:sz="1" w:space="0" w:color="3A3A5A"/>
-              <w:bottom w:val="single" w:sz="1" w:space="0" w:color="3A3A5A"/>
-              <w:right w:val="single" w:sz="1" w:space="0" w:color="3A3A5A"/>
-            </w:tcBorders>
-            <w:shd w:val="clear" w:color="auto" w:fill="2A2A4A"/>
-            <w:tcMar>
-              <w:top w:w="80" w:type="dxa"/>
-              <w:left w:w="160" w:type="dxa"/>
-              <w:bottom w:w="80" w:type="dxa"/>
-              <w:right w:w="160" w:type="dxa"/>
-            </w:tcMar>
-          </w:tcPr>
-          <w:p>
-            <w:r>
-              <w:rPr>
-                <w:b/>
-                <w:bCs/>
-                <w:color w:val="C89B3C"/>
-              </w:rPr>
+        <w:tblPrEx>
+          <w:tblCellMar>
+            <w:top w:w="0" w:type="dxa"/>
+            <w:bottom w:w="0" w:type="dxa"/>
+          </w:tblCellMar>
+        </w:tblPrEx>
+        <w:tc>
+          <w:tcPr>
+            <w:tcW w:w="2340" w:type="dxa"/>
+            <w:tcBorders>
+              <w:top w:val="single" w:sz="1" w:space="0" w:color="333333"/>
+              <w:left w:val="single" w:sz="1" w:space="0" w:color="333333"/>
+              <w:bottom w:val="single" w:sz="1" w:space="0" w:color="333333"/>
+              <w:right w:val="single" w:sz="1" w:space="0" w:color="333333"/>
+            </w:tcBorders>
+            <w:shd w:val="clear" w:color="auto" w:fill="12161E"/>
+            <w:tcMar>
+              <w:top w:w="80" w:type="dxa"/>
+              <w:left w:w="120" w:type="dxa"/>
+              <w:bottom w:w="80" w:type="dxa"/>
+              <w:right w:w="120" w:type="dxa"/>
+            </w:tcMar>
+          </w:tcPr>
+          <w:p>
+            <w:r>
+              <w:t>Shutdown source when not visible</w:t>
+            </w:r>
+          </w:p>
+        </w:tc>
+        <w:tc>
+          <w:tcPr>
+            <w:tcW w:w="2340" w:type="dxa"/>
+            <w:tcBorders>
+              <w:top w:val="single" w:sz="1" w:space="0" w:color="333333"/>
+              <w:left w:val="single" w:sz="1" w:space="0" w:color="333333"/>
+              <w:bottom w:val="single" w:sz="1" w:space="0" w:color="333333"/>
+              <w:right w:val="single" w:sz="1" w:space="0" w:color="333333"/>
+            </w:tcBorders>
+            <w:shd w:val="clear" w:color="auto" w:fill="12161E"/>
+            <w:tcMar>
+              <w:top w:w="80" w:type="dxa"/>
+              <w:left w:w="120" w:type="dxa"/>
+              <w:bottom w:w="80" w:type="dxa"/>
+              <w:right w:w="120" w:type="dxa"/>
+            </w:tcMar>
+          </w:tcPr>
+          <w:p>
+            <w:r>
+              <w:t>Unchecked</w:t>
+            </w:r>
+          </w:p>
+        </w:tc>
+      </w:tr>
+      <w:tr>
+        <w:tblPrEx>
+          <w:tblCellMar>
+            <w:top w:w="0" w:type="dxa"/>
+            <w:bottom w:w="0" w:type="dxa"/>
+          </w:tblCellMar>
+        </w:tblPrEx>
+        <w:tc>
+          <w:tcPr>
+            <w:tcW w:w="2340" w:type="dxa"/>
+            <w:tcBorders>
+              <w:top w:val="single" w:sz="1" w:space="0" w:color="333333"/>
+              <w:left w:val="single" w:sz="1" w:space="0" w:color="333333"/>
+              <w:bottom w:val="single" w:sz="1" w:space="0" w:color="333333"/>
+              <w:right w:val="single" w:sz="1" w:space="0" w:color="333333"/>
+            </w:tcBorders>
+            <w:shd w:val="clear" w:color="auto" w:fill="12161E"/>
+            <w:tcMar>
+              <w:top w:w="80" w:type="dxa"/>
+              <w:left w:w="120" w:type="dxa"/>
+              <w:bottom w:w="80" w:type="dxa"/>
+              <w:right w:w="120" w:type="dxa"/>
+            </w:tcMar>
+          </w:tcPr>
+          <w:p>
+            <w:r>
+              <w:t>Refresh browser when scene becomes active</w:t>
+            </w:r>
+          </w:p>
+        </w:tc>
+        <w:tc>
+          <w:tcPr>
+            <w:tcW w:w="2340" w:type="dxa"/>
+            <w:tcBorders>
+              <w:top w:val="single" w:sz="1" w:space="0" w:color="333333"/>
+              <w:left w:val="single" w:sz="1" w:space="0" w:color="333333"/>
+              <w:bottom w:val="single" w:sz="1" w:space="0" w:color="333333"/>
+              <w:right w:val="single" w:sz="1" w:space="0" w:color="333333"/>
+            </w:tcBorders>
+            <w:shd w:val="clear" w:color="auto" w:fill="12161E"/>
+            <w:tcMar>
+              <w:top w:w="80" w:type="dxa"/>
+              <w:left w:w="120" w:type="dxa"/>
+              <w:bottom w:w="80" w:type="dxa"/>
+              <w:right w:w="120" w:type="dxa"/>
+            </w:tcMar>
+          </w:tcPr>
+          <w:p>
+            <w:r>
+              <w:t>Unchecked (important)</w:t>
+            </w:r>
+          </w:p>
+        </w:tc>
+      </w:tr>
+      <w:tr>
+        <w:tblPrEx>
+          <w:tblCellMar>
+            <w:top w:w="0" w:type="dxa"/>
+            <w:bottom w:w="0" w:type="dxa"/>
+          </w:tblCellMar>
+        </w:tblPrEx>
+        <w:tc>
+          <w:tcPr>
+            <w:tcW w:w="2340" w:type="dxa"/>
+            <w:tcBorders>
+              <w:top w:val="single" w:sz="1" w:space="0" w:color="333333"/>
+              <w:left w:val="single" w:sz="1" w:space="0" w:color="333333"/>
+              <w:bottom w:val="single" w:sz="1" w:space="0" w:color="333333"/>
+              <w:right w:val="single" w:sz="1" w:space="0" w:color="333333"/>
+            </w:tcBorders>
+            <w:shd w:val="clear" w:color="auto" w:fill="12161E"/>
+            <w:tcMar>
+              <w:top w:w="80" w:type="dxa"/>
+              <w:left w:w="120" w:type="dxa"/>
+              <w:bottom w:w="80" w:type="dxa"/>
+              <w:right w:w="120" w:type="dxa"/>
+            </w:tcMar>
+          </w:tcPr>
+          <w:p>
+            <w:r>
               <w:t>Custom CSS</w:t>
             </w:r>
           </w:p>
         </w:tc>
         <w:tc>
           <w:tcPr>
-            <w:tcW w:w="6360" w:type="dxa"/>
-            <w:tcBorders>
-              <w:top w:val="single" w:sz="1" w:space="0" w:color="3A3A5A"/>
-              <w:left w:val="single" w:sz="1" w:space="0" w:color="3A3A5A"/>
-              <w:bottom w:val="single" w:sz="1" w:space="0" w:color="3A3A5A"/>
-              <w:right w:val="single" w:sz="1" w:space="0" w:color="3A3A5A"/>
-            </w:tcBorders>
-            <w:shd w:val="clear" w:color="auto" w:fill="1A1A2E"/>
-            <w:tcMar>
-              <w:top w:w="80" w:type="dxa"/>
-              <w:left w:w="160" w:type="dxa"/>
-              <w:bottom w:w="80" w:type="dxa"/>
-              <w:right w:w="160" w:type="dxa"/>
-            </w:tcMar>
-          </w:tcPr>
-          <w:p>
-            <w:r>
-              <w:rPr>
-                <w:rFonts w:ascii="Courier New" w:eastAsia="Courier New" w:hAnsi="Courier New" w:cs="Courier New"/>
-              </w:rPr>
+            <w:tcW w:w="2340" w:type="dxa"/>
+            <w:tcBorders>
+              <w:top w:val="single" w:sz="1" w:space="0" w:color="333333"/>
+              <w:left w:val="single" w:sz="1" w:space="0" w:color="333333"/>
+              <w:bottom w:val="single" w:sz="1" w:space="0" w:color="333333"/>
+              <w:right w:val="single" w:sz="1" w:space="0" w:color="333333"/>
+            </w:tcBorders>
+            <w:shd w:val="clear" w:color="auto" w:fill="12161E"/>
+            <w:tcMar>
+              <w:top w:w="80" w:type="dxa"/>
+              <w:left w:w="120" w:type="dxa"/>
+              <w:bottom w:w="80" w:type="dxa"/>
+              <w:right w:w="120" w:type="dxa"/>
+            </w:tcMar>
+          </w:tcPr>
+          <w:p>
+            <w:r>
               <w:t>Leave blank</w:t>
             </w:r>
           </w:p>
@@ -1321,258 +1517,47 @@
     </w:tbl>
     <w:p>
       <w:pPr>
-        <w:spacing w:before="60" w:after="60"/>
-      </w:pPr>
-    </w:p>
-    <w:p>
-      <w:pPr>
-        <w:spacing w:before="100" w:after="100"/>
+        <w:spacing w:after="160"/>
+      </w:pPr>
+    </w:p>
+    <w:p>
+      <w:pPr>
+        <w:pBdr>
+          <w:left w:val="single" w:sz="4" w:space="8" w:color="E8A000"/>
+        </w:pBdr>
+        <w:shd w:val="clear" w:color="auto" w:fill="1A1A1A"/>
+        <w:spacing w:before="120" w:after="120"/>
         <w:ind w:left="360"/>
       </w:pPr>
-      <w:proofErr w:type="gramStart"/>
       <w:r>
         <w:rPr>
-          <w:color w:val="C89B3C"/>
+          <w:color w:val="E8A000"/>
         </w:rPr>
-        <w:t xml:space="preserve">⚠ </w:t>
-      </w:r>
-      <w:r>
-        <w:rPr>
-          <w:color w:val="C89B3C"/>
-        </w:rPr>
-        <w:t xml:space="preserve"> </w:t>
-      </w:r>
-      <w:r>
-        <w:rPr>
-          <w:i/>
-          <w:iCs/>
-        </w:rPr>
-        <w:t>Unchecking</w:t>
-      </w:r>
-      <w:proofErr w:type="gramEnd"/>
-      <w:r>
-        <w:rPr>
-          <w:i/>
-          <w:iCs/>
-        </w:rPr>
-        <w:t xml:space="preserve"> “</w:t>
-      </w:r>
-      <w:r>
-        <w:rPr>
-          <w:i/>
-          <w:iCs/>
-        </w:rPr>
-        <w:t xml:space="preserve">Refresh browser when scene becomes active" is critical. </w:t>
-      </w:r>
-      <w:r>
-        <w:rPr>
-          <w:i/>
-          <w:iCs/>
-        </w:rPr>
-        <w:t>This keeps all the information stored so that there’s no awkward flash appearance a few moments after transitioning. This is NOT an issue if you’re using stingers to transition between scenes, but do NOT use a stinger for the Head-to-Head screen because the animation will be playing during the sting.</w:t>
+        <w:t>⚠ Unchecking "Refresh browser when scene becomes active" is critical. This keeps all the information stored so there's no awkward flash after transitioning. This is NOT an issue if you're using stingers, but do NOT use a stinger for the Head-to-Head screen because the animation will be playing during the sting.</w:t>
+      </w:r>
+    </w:p>
+    <w:p>
+      <w:pPr>
+        <w:pStyle w:val="Heading1"/>
+      </w:pPr>
+      <w:r>
+        <w:t>Step 4 — Setting the Resolution</w:t>
+      </w:r>
+    </w:p>
+    <w:p>
+      <w:pPr>
+        <w:spacing w:after="120"/>
+      </w:pPr>
+      <w:r>
+        <w:t>MES Dashboard supports multiple resolutions. The overlays are designed at 1920×1080 and automatically scale to your chosen resolution.</w:t>
       </w:r>
     </w:p>
     <w:p>
       <w:pPr>
         <w:pStyle w:val="Heading2"/>
-        <w:pBdr>
-          <w:bottom w:val="single" w:sz="4" w:space="4" w:color="C89B3C"/>
-        </w:pBdr>
-      </w:pPr>
-      <w:r>
-        <w:t>Step 4 — Refresh Cache (First Time or After Updates)</w:t>
-      </w:r>
-    </w:p>
-    <w:p>
-      <w:pPr>
-        <w:spacing w:before="60" w:after="60"/>
-      </w:pPr>
-      <w:r>
-        <w:t>After installing a new version of the dashboard, browser sources may serve cached versions of the overlay files. To force a refresh:</w:t>
-      </w:r>
-    </w:p>
-    <w:p>
-      <w:pPr>
-        <w:spacing w:before="60" w:after="60"/>
-      </w:pPr>
-    </w:p>
-    <w:p>
-      <w:pPr>
-        <w:pStyle w:val="ListParagraph"/>
-        <w:numPr>
-          <w:ilvl w:val="0"/>
-          <w:numId w:val="4"/>
-        </w:numPr>
-        <w:spacing w:before="80" w:after="80"/>
-      </w:pPr>
-      <w:r>
-        <w:t>Right-click the Browser Source in the Sources panel.</w:t>
-      </w:r>
-    </w:p>
-    <w:p>
-      <w:pPr>
-        <w:pStyle w:val="ListParagraph"/>
-        <w:numPr>
-          <w:ilvl w:val="0"/>
-          <w:numId w:val="4"/>
-        </w:numPr>
-        <w:spacing w:before="80" w:after="80"/>
-      </w:pPr>
-      <w:r>
-        <w:t>Click "Properties".</w:t>
-      </w:r>
-    </w:p>
-    <w:p>
-      <w:pPr>
-        <w:pStyle w:val="ListParagraph"/>
-        <w:numPr>
-          <w:ilvl w:val="0"/>
-          <w:numId w:val="4"/>
-        </w:numPr>
-        <w:spacing w:before="80" w:after="80"/>
-      </w:pPr>
-      <w:r>
-        <w:t>Click "Refresh cache of current page" at the bottom of the dialog.</w:t>
-      </w:r>
-    </w:p>
-    <w:p>
-      <w:pPr>
-        <w:pStyle w:val="ListParagraph"/>
-        <w:numPr>
-          <w:ilvl w:val="0"/>
-          <w:numId w:val="4"/>
-        </w:numPr>
-        <w:spacing w:before="80" w:after="80"/>
-      </w:pPr>
-      <w:r>
-        <w:t>Click OK.</w:t>
-      </w:r>
-    </w:p>
-    <w:p>
-      <w:pPr>
-        <w:spacing w:before="60" w:after="60"/>
-      </w:pPr>
-    </w:p>
-    <w:p>
-      <w:pPr>
-        <w:spacing w:before="60" w:after="60"/>
-        <w:ind w:left="360"/>
-      </w:pPr>
-      <w:proofErr w:type="gramStart"/>
-      <w:r>
-        <w:rPr>
-          <w:b/>
-          <w:bCs/>
-          <w:color w:val="44BB66"/>
-        </w:rPr>
-        <w:t xml:space="preserve">✓  </w:t>
-      </w:r>
-      <w:r>
-        <w:t>You</w:t>
-      </w:r>
-      <w:proofErr w:type="gramEnd"/>
-      <w:r>
-        <w:t xml:space="preserve"> only need to do this after updating the dashboard application. During a normal broadcast the overlays stay in sync automatically via the dashboard control panel.</w:t>
-      </w:r>
-    </w:p>
-    <w:p>
-      <w:pPr>
-        <w:spacing w:before="60" w:after="60"/>
-        <w:ind w:left="360"/>
-      </w:pPr>
-    </w:p>
-    <w:p>
-      <w:pPr>
-        <w:spacing w:before="60" w:after="60"/>
-        <w:ind w:left="360"/>
-      </w:pPr>
-      <w:proofErr w:type="gramStart"/>
-      <w:r>
-        <w:rPr>
-          <w:color w:val="C89B3C"/>
-        </w:rPr>
-        <w:t>⚠</w:t>
-      </w:r>
-      <w:r>
-        <w:rPr>
-          <w:color w:val="C89B3C"/>
-        </w:rPr>
-        <w:t xml:space="preserve"> </w:t>
-      </w:r>
-      <w:r>
-        <w:rPr>
-          <w:color w:val="C89B3C"/>
-        </w:rPr>
-        <w:t xml:space="preserve"> </w:t>
-      </w:r>
-      <w:r>
-        <w:t>I</w:t>
-      </w:r>
-      <w:proofErr w:type="gramEnd"/>
-      <w:r>
-        <w:t xml:space="preserve"> would highly recommend doing this each time you launch the control panel. Theoretically, if there are no updates, then you shouldn’t need to refresh everything, but this refresh will essentially ensure that nothing goes wrong during your broadcast.</w:t>
-      </w:r>
-    </w:p>
-    <w:p>
-      <w:pPr>
-        <w:spacing w:before="60" w:after="60"/>
-        <w:ind w:left="360"/>
-      </w:pPr>
-    </w:p>
-    <w:p>
-      <w:pPr>
-        <w:spacing w:before="60" w:after="60"/>
-        <w:ind w:left="360"/>
-      </w:pPr>
-    </w:p>
-    <w:p>
-      <w:pPr>
-        <w:spacing w:before="60" w:after="60"/>
-        <w:ind w:left="360"/>
-      </w:pPr>
-      <w:r>
-        <w:t xml:space="preserve"> </w:t>
-      </w:r>
-    </w:p>
-    <w:p>
-      <w:pPr>
-        <w:pStyle w:val="Heading2"/>
-        <w:pBdr>
-          <w:bottom w:val="single" w:sz="4" w:space="4" w:color="C89B3C"/>
-        </w:pBdr>
-      </w:pPr>
-      <w:r>
-        <w:lastRenderedPageBreak/>
-        <w:t>Step 5 — Opening the Control Panel</w:t>
-      </w:r>
-    </w:p>
-    <w:p>
-      <w:pPr>
-        <w:spacing w:before="60" w:after="60"/>
-      </w:pPr>
-      <w:r>
-        <w:t xml:space="preserve">The MES Dashboard control panel opens automatically when you launch the application. It is a standalone </w:t>
-      </w:r>
-      <w:proofErr w:type="gramStart"/>
-      <w:r>
-        <w:t>window — you</w:t>
-      </w:r>
-      <w:proofErr w:type="gramEnd"/>
-      <w:r>
-        <w:t xml:space="preserve"> do not need to add it as an OBS source.</w:t>
-      </w:r>
-    </w:p>
-    <w:p>
-      <w:pPr>
-        <w:spacing w:before="60" w:after="60"/>
-      </w:pPr>
-    </w:p>
-    <w:p>
-      <w:pPr>
-        <w:spacing w:before="60" w:after="60"/>
-      </w:pPr>
-      <w:r>
-        <w:t>If you close the control panel window, you can reopen it by:</w:t>
+      </w:pPr>
+      <w:r>
+        <w:t>How to change the resolution:</w:t>
       </w:r>
     </w:p>
     <w:p>
@@ -1582,10 +1567,9 @@
           <w:ilvl w:val="0"/>
           <w:numId w:val="2"/>
         </w:numPr>
-        <w:spacing w:before="40" w:after="40"/>
-      </w:pPr>
-      <w:r>
-        <w:t>Relaunching the MES Dashboard application, or</w:t>
+      </w:pPr>
+      <w:r>
+        <w:t>Open the MES Dashboard control panel</w:t>
       </w:r>
     </w:p>
     <w:p>
@@ -1595,7 +1579,173 @@
           <w:ilvl w:val="0"/>
           <w:numId w:val="2"/>
         </w:numPr>
-        <w:spacing w:before="40" w:after="40"/>
+      </w:pPr>
+      <w:r>
+        <w:t>Go to Settings → General Settings → Resolution</w:t>
+      </w:r>
+    </w:p>
+    <w:p>
+      <w:pPr>
+        <w:pStyle w:val="ListParagraph"/>
+        <w:numPr>
+          <w:ilvl w:val="0"/>
+          <w:numId w:val="2"/>
+        </w:numPr>
+      </w:pPr>
+      <w:r>
+        <w:t>Click the preset button for your resolution (720p, 1080p, 1440p, or 4K)</w:t>
+      </w:r>
+    </w:p>
+    <w:p>
+      <w:pPr>
+        <w:pStyle w:val="ListParagraph"/>
+        <w:numPr>
+          <w:ilvl w:val="0"/>
+          <w:numId w:val="2"/>
+        </w:numPr>
+      </w:pPr>
+      <w:r>
+        <w:t>In OBS, update each Browser Source width and height to match</w:t>
+      </w:r>
+    </w:p>
+    <w:p>
+      <w:pPr>
+        <w:pBdr>
+          <w:left w:val="single" w:sz="4" w:space="8" w:color="3FB950"/>
+        </w:pBdr>
+        <w:spacing w:before="120" w:after="120"/>
+        <w:ind w:left="360"/>
+      </w:pPr>
+      <w:r>
+        <w:rPr>
+          <w:color w:val="3FB950"/>
+        </w:rPr>
+        <w:t>✓ The resolution setting persists between sessions. You only need to set it once unless you change your setup.</w:t>
+      </w:r>
+    </w:p>
+    <w:p>
+      <w:pPr>
+        <w:pStyle w:val="Heading1"/>
+      </w:pPr>
+      <w:r>
+        <w:t>Step 5 — Refresh Cache (First Time or After Updates)</w:t>
+      </w:r>
+    </w:p>
+    <w:p>
+      <w:pPr>
+        <w:spacing w:after="120"/>
+      </w:pPr>
+      <w:r>
+        <w:t>After installing a new version of the dashboard, browser sources may serve cached versions. To force a refresh:</w:t>
+      </w:r>
+    </w:p>
+    <w:p>
+      <w:pPr>
+        <w:pStyle w:val="ListParagraph"/>
+        <w:numPr>
+          <w:ilvl w:val="0"/>
+          <w:numId w:val="2"/>
+        </w:numPr>
+      </w:pPr>
+      <w:r>
+        <w:t>Right-click the Browser Source in the Sources panel</w:t>
+      </w:r>
+    </w:p>
+    <w:p>
+      <w:pPr>
+        <w:pStyle w:val="ListParagraph"/>
+        <w:numPr>
+          <w:ilvl w:val="0"/>
+          <w:numId w:val="2"/>
+        </w:numPr>
+      </w:pPr>
+      <w:r>
+        <w:t>Click "Properties"</w:t>
+      </w:r>
+    </w:p>
+    <w:p>
+      <w:pPr>
+        <w:pStyle w:val="ListParagraph"/>
+        <w:numPr>
+          <w:ilvl w:val="0"/>
+          <w:numId w:val="2"/>
+        </w:numPr>
+      </w:pPr>
+      <w:r>
+        <w:t>Click "Refresh cache of current page" at the bottom of the dialog</w:t>
+      </w:r>
+    </w:p>
+    <w:p>
+      <w:pPr>
+        <w:pStyle w:val="ListParagraph"/>
+        <w:numPr>
+          <w:ilvl w:val="0"/>
+          <w:numId w:val="2"/>
+        </w:numPr>
+      </w:pPr>
+      <w:r>
+        <w:t>Click OK</w:t>
+      </w:r>
+    </w:p>
+    <w:p>
+      <w:pPr>
+        <w:pBdr>
+          <w:left w:val="single" w:sz="4" w:space="8" w:color="3FB950"/>
+        </w:pBdr>
+        <w:spacing w:before="120" w:after="120"/>
+        <w:ind w:left="360"/>
+      </w:pPr>
+      <w:r>
+        <w:rPr>
+          <w:color w:val="3FB950"/>
+        </w:rPr>
+        <w:t>✓ You only need to do this after updating the dashboard. During a normal broadcast the overlays stay in sync automatically. It is recommended to refresh cache each time you launch the control panel to ensure nothing goes wrong.</w:t>
+      </w:r>
+    </w:p>
+    <w:p>
+      <w:pPr>
+        <w:pStyle w:val="Heading1"/>
+      </w:pPr>
+      <w:r>
+        <w:lastRenderedPageBreak/>
+        <w:t>Step 6 — Opening the Control Panel</w:t>
+      </w:r>
+    </w:p>
+    <w:p>
+      <w:pPr>
+        <w:spacing w:after="120"/>
+      </w:pPr>
+      <w:r>
+        <w:t>The MES Dashboard control panel opens automatically when you launch the application. It is a standalone window — you do not need to add it as an OBS source.</w:t>
+      </w:r>
+    </w:p>
+    <w:p>
+      <w:pPr>
+        <w:spacing w:after="120"/>
+      </w:pPr>
+      <w:r>
+        <w:t>If you close the control panel window, you can reopen it by:</w:t>
+      </w:r>
+    </w:p>
+    <w:p>
+      <w:pPr>
+        <w:pStyle w:val="ListParagraph"/>
+        <w:numPr>
+          <w:ilvl w:val="0"/>
+          <w:numId w:val="2"/>
+        </w:numPr>
+      </w:pPr>
+      <w:r>
+        <w:t>Relaunching the MES Dashboard application, or</w:t>
+      </w:r>
+    </w:p>
+    <w:p>
+      <w:pPr>
+        <w:pStyle w:val="ListParagraph"/>
+        <w:numPr>
+          <w:ilvl w:val="0"/>
+          <w:numId w:val="2"/>
+        </w:numPr>
       </w:pPr>
       <w:r>
         <w:t>Opening a browser and navigating to: http://localhost:3000/draft_control.html</w:t>
@@ -1603,107 +1753,230 @@
     </w:p>
     <w:p>
       <w:pPr>
-        <w:spacing w:before="60" w:after="60"/>
-      </w:pPr>
-    </w:p>
-    <w:p>
-      <w:pPr>
-        <w:spacing w:before="60" w:after="60"/>
+        <w:pBdr>
+          <w:left w:val="single" w:sz="4" w:space="8" w:color="3FB950"/>
+        </w:pBdr>
+        <w:spacing w:before="120" w:after="120"/>
         <w:ind w:left="360"/>
       </w:pPr>
-      <w:proofErr w:type="gramStart"/>
       <w:r>
         <w:rPr>
-          <w:b/>
-          <w:bCs/>
-          <w:color w:val="44BB66"/>
+          <w:color w:val="3FB950"/>
         </w:rPr>
-        <w:t xml:space="preserve">✓  </w:t>
-      </w:r>
-      <w:r>
-        <w:t>You</w:t>
-      </w:r>
-      <w:proofErr w:type="gramEnd"/>
-      <w:r>
-        <w:t xml:space="preserve"> can run the control panel on a second monitor or a separate device on the same network. Just replace "localhost" with the IP address of the machine running MES Dashboard.</w:t>
+        <w:t>✓ You can run the control panel on a second monitor or a separate device on the same network. Just replace "localhost" with the IP address of the machine running MES Dashboard.</w:t>
+      </w:r>
+    </w:p>
+    <w:p>
+      <w:pPr>
+        <w:pStyle w:val="Heading1"/>
+      </w:pPr>
+      <w:r>
+        <w:t>Dashboard Overview</w:t>
+      </w:r>
+    </w:p>
+    <w:p>
+      <w:pPr>
+        <w:spacing w:after="120"/>
+      </w:pPr>
+      <w:r>
+        <w:t>The control panel is organized into four main tabs, each with subtabs:</w:t>
+      </w:r>
+    </w:p>
+    <w:p>
+      <w:pPr>
+        <w:pStyle w:val="Heading2"/>
+      </w:pPr>
+      <w:r>
+        <w:t>Draft</w:t>
+      </w:r>
+    </w:p>
+    <w:p>
+      <w:pPr>
+        <w:pStyle w:val="ListParagraph"/>
+        <w:numPr>
+          <w:ilvl w:val="0"/>
+          <w:numId w:val="2"/>
+        </w:numPr>
+      </w:pPr>
+      <w:r>
+        <w:t>Standard Draft — Pick/ban inputs, sends to the Draft Overlay</w:t>
+      </w:r>
+    </w:p>
+    <w:p>
+      <w:pPr>
+        <w:pStyle w:val="ListParagraph"/>
+        <w:numPr>
+          <w:ilvl w:val="0"/>
+          <w:numId w:val="2"/>
+        </w:numPr>
+      </w:pPr>
+      <w:r>
+        <w:t>Fearless — Save role assignments per game for fearless draft tracking</w:t>
+      </w:r>
+    </w:p>
+    <w:p>
+      <w:pPr>
+        <w:pStyle w:val="ListParagraph"/>
+        <w:numPr>
+          <w:ilvl w:val="0"/>
+          <w:numId w:val="2"/>
+        </w:numPr>
+      </w:pPr>
+      <w:r>
+        <w:t>Head-to-Head — Role-by-role player comparison with animated spotlight. Adjust spotlight duration with the −/+ buttons or by typing a value directly</w:t>
+      </w:r>
+    </w:p>
+    <w:p>
+      <w:pPr>
+        <w:pStyle w:val="Heading2"/>
+      </w:pPr>
+      <w:r>
+        <w:t>Teams</w:t>
+      </w:r>
+    </w:p>
+    <w:p>
+      <w:pPr>
+        <w:pStyle w:val="ListParagraph"/>
+        <w:numPr>
+          <w:ilvl w:val="0"/>
+          <w:numId w:val="2"/>
+        </w:numPr>
+      </w:pPr>
+      <w:r>
+        <w:t>Rosters — Create and manage team rosters with logos and player assignments</w:t>
+      </w:r>
+    </w:p>
+    <w:p>
+      <w:pPr>
+        <w:pStyle w:val="ListParagraph"/>
+        <w:numPr>
+          <w:ilvl w:val="0"/>
+          <w:numId w:val="2"/>
+        </w:numPr>
+      </w:pPr>
+      <w:r>
+        <w:t>Match — Select Team 1 and Team 2, manage sides, score, and active roster (supports substitutions)</w:t>
+      </w:r>
+    </w:p>
+    <w:p>
+      <w:pPr>
+        <w:pStyle w:val="ListParagraph"/>
+        <w:numPr>
+          <w:ilvl w:val="0"/>
+          <w:numId w:val="2"/>
+        </w:numPr>
+      </w:pPr>
+      <w:r>
+        <w:t>Team Lineups — Display team rosters on screen. Toggle between Team 1, Team 2, or H2H view. Per-player nameplate type: Silhouette, Champion pick, or Discord profile picture</w:t>
+      </w:r>
+    </w:p>
+    <w:p>
+      <w:pPr>
+        <w:pStyle w:val="ListParagraph"/>
+        <w:numPr>
+          <w:ilvl w:val="0"/>
+          <w:numId w:val="2"/>
+        </w:numPr>
+      </w:pPr>
+      <w:r>
+        <w:t>Featured Matchup — Highlight specific role matchups with stats and notes for each player</w:t>
+      </w:r>
+    </w:p>
+    <w:p>
+      <w:pPr>
+        <w:pStyle w:val="Heading2"/>
+      </w:pPr>
+      <w:r>
+        <w:t>Tournament Stats</w:t>
+      </w:r>
+    </w:p>
+    <w:p>
+      <w:pPr>
+        <w:pStyle w:val="ListParagraph"/>
+        <w:numPr>
+          <w:ilvl w:val="0"/>
+          <w:numId w:val="2"/>
+        </w:numPr>
+      </w:pPr>
+      <w:r>
+        <w:t>Bracket — Build and manage single or double elimination brackets</w:t>
+      </w:r>
+    </w:p>
+    <w:p>
+      <w:pPr>
+        <w:pStyle w:val="ListParagraph"/>
+        <w:numPr>
+          <w:ilvl w:val="0"/>
+          <w:numId w:val="2"/>
+        </w:numPr>
+      </w:pPr>
+      <w:r>
+        <w:t>Groups — Manage group stage standings with win/loss/points tracking</w:t>
+      </w:r>
+    </w:p>
+    <w:p>
+      <w:pPr>
+        <w:pStyle w:val="Heading2"/>
+      </w:pPr>
+      <w:r>
+        <w:t>Settings</w:t>
+      </w:r>
+    </w:p>
+    <w:p>
+      <w:pPr>
+        <w:pStyle w:val="ListParagraph"/>
+        <w:numPr>
+          <w:ilvl w:val="0"/>
+          <w:numId w:val="2"/>
+        </w:numPr>
+      </w:pPr>
+      <w:r>
+        <w:t>Casters — Set caster names and self-promo logo</w:t>
+      </w:r>
+    </w:p>
+    <w:p>
+      <w:pPr>
+        <w:pStyle w:val="ListParagraph"/>
+        <w:numPr>
+          <w:ilvl w:val="0"/>
+          <w:numId w:val="2"/>
+        </w:numPr>
+      </w:pPr>
+      <w:r>
+        <w:t>Colors — Choose team color themes or set custom colors</w:t>
+      </w:r>
+    </w:p>
+    <w:p>
+      <w:pPr>
+        <w:pStyle w:val="ListParagraph"/>
+        <w:numPr>
+          <w:ilvl w:val="0"/>
+          <w:numId w:val="2"/>
+        </w:numPr>
+      </w:pPr>
+      <w:r>
+        <w:t>General Settings — Set overlay resolution and customize the tab layout</w:t>
       </w:r>
     </w:p>
     <w:p>
       <w:pPr>
         <w:pBdr>
-          <w:bottom w:val="single" w:sz="2" w:space="1" w:color="3A3A5A"/>
+          <w:top w:val="single" w:sz="2" w:space="0" w:color="333333"/>
         </w:pBdr>
-        <w:spacing w:before="160" w:after="160"/>
-      </w:pPr>
-    </w:p>
-    <w:p>
-      <w:pPr>
-        <w:spacing w:before="200"/>
+        <w:spacing w:before="600"/>
+      </w:pPr>
+    </w:p>
+    <w:p>
+      <w:pPr>
         <w:jc w:val="center"/>
       </w:pPr>
       <w:r>
         <w:rPr>
-          <w:i/>
-          <w:iCs/>
-          <w:color w:val="666688"/>
+          <w:color w:val="555555"/>
           <w:sz w:val="18"/>
           <w:szCs w:val="18"/>
         </w:rPr>
-        <w:t xml:space="preserve">MES </w:t>
-      </w:r>
-      <w:proofErr w:type="gramStart"/>
-      <w:r>
-        <w:rPr>
-          <w:i/>
-          <w:iCs/>
-          <w:color w:val="666688"/>
-          <w:sz w:val="18"/>
-          <w:szCs w:val="18"/>
-        </w:rPr>
-        <w:t>Dashboard  —</w:t>
-      </w:r>
-      <w:proofErr w:type="gramEnd"/>
-      <w:r>
-        <w:rPr>
-          <w:i/>
-          <w:iCs/>
-          <w:color w:val="666688"/>
-          <w:sz w:val="18"/>
-          <w:szCs w:val="18"/>
-        </w:rPr>
-        <w:t xml:space="preserve">  by Sergio Haab</w:t>
-      </w:r>
-      <w:r>
-        <w:rPr>
-          <w:i/>
-          <w:iCs/>
-          <w:color w:val="666688"/>
-          <w:sz w:val="18"/>
-          <w:szCs w:val="18"/>
-        </w:rPr>
-        <w:t xml:space="preserve"> (</w:t>
-      </w:r>
-      <w:proofErr w:type="spellStart"/>
-      <w:r>
-        <w:rPr>
-          <w:i/>
-          <w:iCs/>
-          <w:color w:val="666688"/>
-          <w:sz w:val="18"/>
-          <w:szCs w:val="18"/>
-        </w:rPr>
-        <w:t>Texturace</w:t>
-      </w:r>
-      <w:proofErr w:type="spellEnd"/>
-      <w:r>
-        <w:rPr>
-          <w:i/>
-          <w:iCs/>
-          <w:color w:val="666688"/>
-          <w:sz w:val="18"/>
-          <w:szCs w:val="18"/>
-        </w:rPr>
-        <w:t>)</w:t>
+        <w:t>MES Dashboard  —  by Sergio Haab (Texturace)</w:t>
       </w:r>
     </w:p>
     <w:sectPr>
@@ -1719,293 +1992,153 @@
 <file path=word/numbering.xml><?xml version="1.0" encoding="utf-8"?>
 <w:numbering xmlns:wpc="http://schemas.microsoft.com/office/word/2010/wordprocessingCanvas" xmlns:cx="http://schemas.microsoft.com/office/drawing/2014/chartex" xmlns:cx1="http://schemas.microsoft.com/office/drawing/2015/9/8/chartex" xmlns:cx2="http://schemas.microsoft.com/office/drawing/2015/10/21/chartex" xmlns:cx3="http://schemas.microsoft.com/office/drawing/2016/5/9/chartex" xmlns:cx4="http://schemas.microsoft.com/office/drawing/2016/5/10/chartex" xmlns:cx5="http://schemas.microsoft.com/office/drawing/2016/5/11/chartex" xmlns:cx6="http://schemas.microsoft.com/office/drawing/2016/5/12/chartex" xmlns:cx7="http://schemas.microsoft.com/office/drawing/2016/5/13/chartex" xmlns:cx8="http://schemas.microsoft.com/office/drawing/2016/5/14/chartex" xmlns:mc="http://schemas.openxmlformats.org/markup-compatibility/2006" xmlns:aink="http://schemas.microsoft.com/office/drawing/2016/ink" xmlns:am3d="http://schemas.microsoft.com/office/drawing/2017/model3d" xmlns:o="urn:schemas-microsoft-com:office:office" xmlns:oel="http://schemas.microsoft.com/office/2019/extlst" xmlns:r="http://schemas.openxmlformats.org/officeDocument/2006/relationships" xmlns:m="http://schemas.openxmlformats.org/officeDocument/2006/math" xmlns:v="urn:schemas-microsoft-com:vml" xmlns:wp14="http://schemas.microsoft.com/office/word/2010/wordprocessingDrawing" xmlns:wp="http://schemas.openxmlformats.org/drawingml/2006/wordprocessingDrawing" xmlns:w10="urn:schemas-microsoft-com:office:word" xmlns:w="http://schemas.openxmlformats.org/wordprocessingml/2006/main" xmlns:w14="http://schemas.microsoft.com/office/word/2010/wordml" xmlns:w15="http://schemas.microsoft.com/office/word/2012/wordml" xmlns:w16cex="http://schemas.microsoft.com/office/word/2018/wordml/cex" xmlns:w16cid="http://schemas.microsoft.com/office/word/2016/wordml/cid" xmlns:w16="http://schemas.microsoft.com/office/word/2018/wordml" xmlns:w16du="http://schemas.microsoft.com/office/word/2023/wordml/word16du" xmlns:w16sdtdh="http://schemas.microsoft.com/office/word/2020/wordml/sdtdatahash" xmlns:w16sdtfl="http://schemas.microsoft.com/office/word/2024/wordml/sdtformatlock" xmlns:w16se="http://schemas.microsoft.com/office/word/2015/wordml/symex" xmlns:wpg="http://schemas.microsoft.com/office/word/2010/wordprocessingGroup" xmlns:wpi="http://schemas.microsoft.com/office/word/2010/wordprocessingInk" xmlns:wne="http://schemas.microsoft.com/office/word/2006/wordml" xmlns:wps="http://schemas.microsoft.com/office/word/2010/wordprocessingShape" mc:Ignorable="w14 w15 w16se w16cid w16 w16cex w16sdtdh w16sdtfl w16du wp14">
   <w:abstractNum w:abstractNumId="0" w15:restartNumberingAfterBreak="0">
-    <w:nsid w:val="04BF3013"/>
+    <w:nsid w:val="5CC54CA1"/>
     <w:multiLevelType w:val="hybridMultilevel"/>
-    <w:tmpl w:val="03AADFE6"/>
-    <w:lvl w:ilvl="0" w:tplc="39B2CE9E">
+    <w:tmpl w:val="F710A256"/>
+    <w:lvl w:ilvl="0" w:tplc="6DBAE668">
       <w:start w:val="1"/>
-      <w:numFmt w:val="decimal"/>
-      <w:lvlText w:val="%1."/>
+      <w:numFmt w:val="bullet"/>
+      <w:lvlText w:val="●"/>
       <w:lvlJc w:val="left"/>
       <w:pPr>
-        <w:ind w:left="540" w:hanging="360"/>
-      </w:pPr>
-      <w:rPr>
-        <w:b/>
-        <w:bCs/>
-        <w:color w:val="C89B3C"/>
-      </w:rPr>
+        <w:ind w:left="720" w:hanging="360"/>
+      </w:pPr>
     </w:lvl>
-    <w:lvl w:ilvl="1" w:tplc="25B0179C">
+    <w:lvl w:ilvl="1" w:tplc="B184BF58">
+      <w:start w:val="1"/>
+      <w:numFmt w:val="bullet"/>
+      <w:lvlText w:val="○"/>
+      <w:lvlJc w:val="left"/>
+      <w:pPr>
+        <w:ind w:left="1440" w:hanging="360"/>
+      </w:pPr>
+    </w:lvl>
+    <w:lvl w:ilvl="2" w:tplc="0332FA70">
+      <w:start w:val="1"/>
+      <w:numFmt w:val="bullet"/>
+      <w:lvlText w:val="■"/>
+      <w:lvlJc w:val="left"/>
+      <w:pPr>
+        <w:ind w:left="2160" w:hanging="360"/>
+      </w:pPr>
+    </w:lvl>
+    <w:lvl w:ilvl="3" w:tplc="4582097A">
+      <w:start w:val="1"/>
+      <w:numFmt w:val="bullet"/>
+      <w:lvlText w:val="●"/>
+      <w:lvlJc w:val="left"/>
+      <w:pPr>
+        <w:ind w:left="2880" w:hanging="360"/>
+      </w:pPr>
+    </w:lvl>
+    <w:lvl w:ilvl="4" w:tplc="01BE37F8">
+      <w:start w:val="1"/>
+      <w:numFmt w:val="bullet"/>
+      <w:lvlText w:val="○"/>
+      <w:lvlJc w:val="left"/>
+      <w:pPr>
+        <w:ind w:left="3600" w:hanging="360"/>
+      </w:pPr>
+    </w:lvl>
+    <w:lvl w:ilvl="5" w:tplc="A6E66512">
+      <w:start w:val="1"/>
+      <w:numFmt w:val="bullet"/>
+      <w:lvlText w:val="■"/>
+      <w:lvlJc w:val="left"/>
+      <w:pPr>
+        <w:ind w:left="4320" w:hanging="360"/>
+      </w:pPr>
+    </w:lvl>
+    <w:lvl w:ilvl="6" w:tplc="D47648AA">
+      <w:start w:val="1"/>
+      <w:numFmt w:val="bullet"/>
+      <w:lvlText w:val="●"/>
+      <w:lvlJc w:val="left"/>
+      <w:pPr>
+        <w:ind w:left="5040" w:hanging="360"/>
+      </w:pPr>
+    </w:lvl>
+    <w:lvl w:ilvl="7" w:tplc="29AAD2AE">
+      <w:start w:val="1"/>
+      <w:numFmt w:val="bullet"/>
+      <w:lvlText w:val="●"/>
+      <w:lvlJc w:val="left"/>
+      <w:pPr>
+        <w:ind w:left="5760" w:hanging="360"/>
+      </w:pPr>
+    </w:lvl>
+    <w:lvl w:ilvl="8" w:tplc="15BE6D1C">
+      <w:start w:val="1"/>
+      <w:numFmt w:val="bullet"/>
+      <w:lvlText w:val="●"/>
+      <w:lvlJc w:val="left"/>
+      <w:pPr>
+        <w:ind w:left="6480" w:hanging="360"/>
+      </w:pPr>
+    </w:lvl>
+  </w:abstractNum>
+  <w:abstractNum w:abstractNumId="1" w15:restartNumberingAfterBreak="0">
+    <w:nsid w:val="70FC4CC9"/>
+    <w:multiLevelType w:val="hybridMultilevel"/>
+    <w:tmpl w:val="DE6A28FE"/>
+    <w:lvl w:ilvl="0" w:tplc="034CD0DC">
+      <w:start w:val="1"/>
+      <w:numFmt w:val="bullet"/>
+      <w:lvlText w:val="•"/>
+      <w:lvlJc w:val="left"/>
+      <w:pPr>
+        <w:ind w:left="720" w:hanging="360"/>
+      </w:pPr>
+    </w:lvl>
+    <w:lvl w:ilvl="1" w:tplc="0A8A89C0">
       <w:numFmt w:val="decimal"/>
       <w:lvlText w:val=""/>
       <w:lvlJc w:val="left"/>
     </w:lvl>
-    <w:lvl w:ilvl="2" w:tplc="1A9417C0">
+    <w:lvl w:ilvl="2" w:tplc="083AFA12">
       <w:numFmt w:val="decimal"/>
       <w:lvlText w:val=""/>
       <w:lvlJc w:val="left"/>
     </w:lvl>
-    <w:lvl w:ilvl="3" w:tplc="9A86B18A">
+    <w:lvl w:ilvl="3" w:tplc="46FE0242">
       <w:numFmt w:val="decimal"/>
       <w:lvlText w:val=""/>
       <w:lvlJc w:val="left"/>
     </w:lvl>
-    <w:lvl w:ilvl="4" w:tplc="6DD4CDA0">
+    <w:lvl w:ilvl="4" w:tplc="1F4C2764">
       <w:numFmt w:val="decimal"/>
       <w:lvlText w:val=""/>
       <w:lvlJc w:val="left"/>
     </w:lvl>
-    <w:lvl w:ilvl="5" w:tplc="25D852E6">
+    <w:lvl w:ilvl="5" w:tplc="6ADAA1F0">
       <w:numFmt w:val="decimal"/>
       <w:lvlText w:val=""/>
       <w:lvlJc w:val="left"/>
     </w:lvl>
-    <w:lvl w:ilvl="6" w:tplc="961C34FE">
+    <w:lvl w:ilvl="6" w:tplc="01127ACA">
       <w:numFmt w:val="decimal"/>
       <w:lvlText w:val=""/>
       <w:lvlJc w:val="left"/>
     </w:lvl>
-    <w:lvl w:ilvl="7" w:tplc="53963BDA">
+    <w:lvl w:ilvl="7" w:tplc="154ED810">
       <w:numFmt w:val="decimal"/>
       <w:lvlText w:val=""/>
       <w:lvlJc w:val="left"/>
     </w:lvl>
-    <w:lvl w:ilvl="8" w:tplc="A53A4B94">
+    <w:lvl w:ilvl="8" w:tplc="7EDAD24C">
       <w:numFmt w:val="decimal"/>
       <w:lvlText w:val=""/>
       <w:lvlJc w:val="left"/>
     </w:lvl>
   </w:abstractNum>
-  <w:abstractNum w:abstractNumId="1" w15:restartNumberingAfterBreak="0">
-    <w:nsid w:val="53AC3B0B"/>
-    <w:multiLevelType w:val="hybridMultilevel"/>
-    <w:tmpl w:val="A56A61BE"/>
-    <w:lvl w:ilvl="0" w:tplc="2592A452">
-      <w:start w:val="1"/>
-      <w:numFmt w:val="bullet"/>
-      <w:lvlText w:val="•"/>
-      <w:lvlJc w:val="left"/>
-      <w:pPr>
-        <w:ind w:left="540" w:hanging="360"/>
-      </w:pPr>
-      <w:rPr>
-        <w:color w:val="C89B3C"/>
-      </w:rPr>
-    </w:lvl>
-    <w:lvl w:ilvl="1" w:tplc="7C3EF434">
-      <w:start w:val="1"/>
-      <w:numFmt w:val="bullet"/>
-      <w:lvlText w:val="◦"/>
-      <w:lvlJc w:val="left"/>
-      <w:pPr>
-        <w:ind w:left="900" w:hanging="360"/>
-      </w:pPr>
-      <w:rPr>
-        <w:color w:val="E8E0D0"/>
-      </w:rPr>
-    </w:lvl>
-    <w:lvl w:ilvl="2" w:tplc="1B02621A">
-      <w:numFmt w:val="decimal"/>
-      <w:lvlText w:val=""/>
-      <w:lvlJc w:val="left"/>
-    </w:lvl>
-    <w:lvl w:ilvl="3" w:tplc="DAE8A14E">
-      <w:numFmt w:val="decimal"/>
-      <w:lvlText w:val=""/>
-      <w:lvlJc w:val="left"/>
-    </w:lvl>
-    <w:lvl w:ilvl="4" w:tplc="A8520028">
-      <w:numFmt w:val="decimal"/>
-      <w:lvlText w:val=""/>
-      <w:lvlJc w:val="left"/>
-    </w:lvl>
-    <w:lvl w:ilvl="5" w:tplc="38FC71B8">
-      <w:numFmt w:val="decimal"/>
-      <w:lvlText w:val=""/>
-      <w:lvlJc w:val="left"/>
-    </w:lvl>
-    <w:lvl w:ilvl="6" w:tplc="FD38DF42">
-      <w:numFmt w:val="decimal"/>
-      <w:lvlText w:val=""/>
-      <w:lvlJc w:val="left"/>
-    </w:lvl>
-    <w:lvl w:ilvl="7" w:tplc="676AB6F2">
-      <w:numFmt w:val="decimal"/>
-      <w:lvlText w:val=""/>
-      <w:lvlJc w:val="left"/>
-    </w:lvl>
-    <w:lvl w:ilvl="8" w:tplc="ED625902">
-      <w:numFmt w:val="decimal"/>
-      <w:lvlText w:val=""/>
-      <w:lvlJc w:val="left"/>
-    </w:lvl>
-  </w:abstractNum>
-  <w:abstractNum w:abstractNumId="2" w15:restartNumberingAfterBreak="0">
-    <w:nsid w:val="57337A63"/>
-    <w:multiLevelType w:val="hybridMultilevel"/>
-    <w:tmpl w:val="F3800B24"/>
-    <w:lvl w:ilvl="0" w:tplc="D8E44C70">
-      <w:start w:val="1"/>
-      <w:numFmt w:val="bullet"/>
-      <w:lvlText w:val="●"/>
-      <w:lvlJc w:val="left"/>
-      <w:pPr>
-        <w:ind w:left="720" w:hanging="360"/>
-      </w:pPr>
-    </w:lvl>
-    <w:lvl w:ilvl="1" w:tplc="BD4E0BCE">
-      <w:start w:val="1"/>
-      <w:numFmt w:val="bullet"/>
-      <w:lvlText w:val="○"/>
-      <w:lvlJc w:val="left"/>
-      <w:pPr>
-        <w:ind w:left="1440" w:hanging="360"/>
-      </w:pPr>
-    </w:lvl>
-    <w:lvl w:ilvl="2" w:tplc="56824550">
-      <w:start w:val="1"/>
-      <w:numFmt w:val="bullet"/>
-      <w:lvlText w:val="■"/>
-      <w:lvlJc w:val="left"/>
-      <w:pPr>
-        <w:ind w:left="2160" w:hanging="360"/>
-      </w:pPr>
-    </w:lvl>
-    <w:lvl w:ilvl="3" w:tplc="7B96A772">
-      <w:start w:val="1"/>
-      <w:numFmt w:val="bullet"/>
-      <w:lvlText w:val="●"/>
-      <w:lvlJc w:val="left"/>
-      <w:pPr>
-        <w:ind w:left="2880" w:hanging="360"/>
-      </w:pPr>
-    </w:lvl>
-    <w:lvl w:ilvl="4" w:tplc="32CAEAC0">
-      <w:start w:val="1"/>
-      <w:numFmt w:val="bullet"/>
-      <w:lvlText w:val="○"/>
-      <w:lvlJc w:val="left"/>
-      <w:pPr>
-        <w:ind w:left="3600" w:hanging="360"/>
-      </w:pPr>
-    </w:lvl>
-    <w:lvl w:ilvl="5" w:tplc="84288BC0">
-      <w:start w:val="1"/>
-      <w:numFmt w:val="bullet"/>
-      <w:lvlText w:val="■"/>
-      <w:lvlJc w:val="left"/>
-      <w:pPr>
-        <w:ind w:left="4320" w:hanging="360"/>
-      </w:pPr>
-    </w:lvl>
-    <w:lvl w:ilvl="6" w:tplc="DE6A3EC4">
-      <w:start w:val="1"/>
-      <w:numFmt w:val="bullet"/>
-      <w:lvlText w:val="●"/>
-      <w:lvlJc w:val="left"/>
-      <w:pPr>
-        <w:ind w:left="5040" w:hanging="360"/>
-      </w:pPr>
-    </w:lvl>
-    <w:lvl w:ilvl="7" w:tplc="30103F3C">
-      <w:start w:val="1"/>
-      <w:numFmt w:val="bullet"/>
-      <w:lvlText w:val="●"/>
-      <w:lvlJc w:val="left"/>
-      <w:pPr>
-        <w:ind w:left="5760" w:hanging="360"/>
-      </w:pPr>
-    </w:lvl>
-    <w:lvl w:ilvl="8" w:tplc="4F922258">
-      <w:start w:val="1"/>
-      <w:numFmt w:val="bullet"/>
-      <w:lvlText w:val="●"/>
-      <w:lvlJc w:val="left"/>
-      <w:pPr>
-        <w:ind w:left="6480" w:hanging="360"/>
-      </w:pPr>
-    </w:lvl>
-  </w:abstractNum>
-  <w:abstractNum w:abstractNumId="3" w15:restartNumberingAfterBreak="0">
-    <w:nsid w:val="65D90CFD"/>
-    <w:multiLevelType w:val="hybridMultilevel"/>
-    <w:tmpl w:val="DD943142"/>
-    <w:lvl w:ilvl="0" w:tplc="02CA672E">
-      <w:start w:val="1"/>
-      <w:numFmt w:val="decimal"/>
-      <w:lvlText w:val="%1."/>
-      <w:lvlJc w:val="left"/>
-      <w:pPr>
-        <w:ind w:left="540" w:hanging="360"/>
-      </w:pPr>
-      <w:rPr>
-        <w:b/>
-        <w:bCs/>
-        <w:color w:val="C89B3C"/>
-      </w:rPr>
-    </w:lvl>
-    <w:lvl w:ilvl="1" w:tplc="CA0CBC6C">
-      <w:numFmt w:val="decimal"/>
-      <w:lvlText w:val=""/>
-      <w:lvlJc w:val="left"/>
-    </w:lvl>
-    <w:lvl w:ilvl="2" w:tplc="04A4862A">
-      <w:numFmt w:val="decimal"/>
-      <w:lvlText w:val=""/>
-      <w:lvlJc w:val="left"/>
-    </w:lvl>
-    <w:lvl w:ilvl="3" w:tplc="948EA58E">
-      <w:numFmt w:val="decimal"/>
-      <w:lvlText w:val=""/>
-      <w:lvlJc w:val="left"/>
-    </w:lvl>
-    <w:lvl w:ilvl="4" w:tplc="BC745E3E">
-      <w:numFmt w:val="decimal"/>
-      <w:lvlText w:val=""/>
-      <w:lvlJc w:val="left"/>
-    </w:lvl>
-    <w:lvl w:ilvl="5" w:tplc="D1A8B9C2">
-      <w:numFmt w:val="decimal"/>
-      <w:lvlText w:val=""/>
-      <w:lvlJc w:val="left"/>
-    </w:lvl>
-    <w:lvl w:ilvl="6" w:tplc="ED28AF24">
-      <w:numFmt w:val="decimal"/>
-      <w:lvlText w:val=""/>
-      <w:lvlJc w:val="left"/>
-    </w:lvl>
-    <w:lvl w:ilvl="7" w:tplc="A192F39C">
-      <w:numFmt w:val="decimal"/>
-      <w:lvlText w:val=""/>
-      <w:lvlJc w:val="left"/>
-    </w:lvl>
-    <w:lvl w:ilvl="8" w:tplc="2B98B534">
-      <w:numFmt w:val="decimal"/>
-      <w:lvlText w:val=""/>
-      <w:lvlJc w:val="left"/>
-    </w:lvl>
-  </w:abstractNum>
-  <w:num w:numId="1" w16cid:durableId="1096898878">
-    <w:abstractNumId w:val="2"/>
+  <w:num w:numId="1" w16cid:durableId="618530122">
+    <w:abstractNumId w:val="0"/>
     <w:lvlOverride w:ilvl="0">
       <w:startOverride w:val="1"/>
     </w:lvlOverride>
   </w:num>
-  <w:num w:numId="2" w16cid:durableId="1596788893">
+  <w:num w:numId="2" w16cid:durableId="605888904">
     <w:abstractNumId w:val="1"/>
-    <w:lvlOverride w:ilvl="0">
-      <w:startOverride w:val="1"/>
-    </w:lvlOverride>
-  </w:num>
-  <w:num w:numId="3" w16cid:durableId="1726416077">
-    <w:abstractNumId w:val="3"/>
-    <w:lvlOverride w:ilvl="0">
-      <w:startOverride w:val="1"/>
-    </w:lvlOverride>
-  </w:num>
-  <w:num w:numId="4" w16cid:durableId="28336892">
-    <w:abstractNumId w:val="0"/>
     <w:lvlOverride w:ilvl="0">
       <w:startOverride w:val="1"/>
     </w:lvlOverride>
@@ -2019,7 +2152,7 @@
     <w:rPrDefault>
       <w:rPr>
         <w:rFonts w:ascii="Arial" w:eastAsia="Arial" w:hAnsi="Arial" w:cs="Arial"/>
-        <w:color w:val="E8E0D0"/>
+        <w:color w:val="DDE3F0"/>
         <w:sz w:val="22"/>
         <w:szCs w:val="22"/>
         <w:lang w:val="en-US" w:eastAsia="en-US" w:bidi="ar-SA"/>
@@ -2414,13 +2547,13 @@
     <w:uiPriority w:val="9"/>
     <w:qFormat/>
     <w:pPr>
-      <w:spacing w:before="360" w:after="160"/>
+      <w:spacing w:before="320" w:after="200"/>
       <w:outlineLvl w:val="0"/>
     </w:pPr>
     <w:rPr>
       <w:b/>
       <w:bCs/>
-      <w:color w:val="C89B3C"/>
+      <w:color w:val="C8A23C"/>
       <w:sz w:val="36"/>
       <w:szCs w:val="36"/>
     </w:rPr>
@@ -2431,15 +2564,14 @@
     <w:unhideWhenUsed/>
     <w:qFormat/>
     <w:pPr>
-      <w:spacing w:before="280" w:after="120"/>
+      <w:spacing w:before="240" w:after="140"/>
       <w:outlineLvl w:val="1"/>
     </w:pPr>
     <w:rPr>
       <w:b/>
       <w:bCs/>
-      <w:color w:val="C89B3C"/>
-      <w:sz w:val="28"/>
-      <w:szCs w:val="28"/>
+      <w:sz w:val="26"/>
+      <w:szCs w:val="26"/>
     </w:rPr>
   </w:style>
   <w:style w:type="paragraph" w:styleId="Heading3">
@@ -2449,12 +2581,10 @@
     <w:unhideWhenUsed/>
     <w:qFormat/>
     <w:pPr>
-      <w:spacing w:before="200" w:after="80"/>
       <w:outlineLvl w:val="2"/>
     </w:pPr>
     <w:rPr>
-      <w:b/>
-      <w:bCs/>
+      <w:color w:val="1F4D78"/>
       <w:sz w:val="24"/>
       <w:szCs w:val="24"/>
     </w:rPr>
